--- a/Curso_CSharp/Mapas Endpoints/Plan Modulo de Gestion del Gimnasio Usuarios.docx
+++ b/Curso_CSharp/Mapas Endpoints/Plan Modulo de Gestion del Gimnasio Usuarios.docx
@@ -172,7 +172,7 @@
           <w:sz w:val="24"/>
         </w:rPr>
         <w:drawing>
-          <wp:anchor distT="0" distB="0" distL="114300" distR="114300" simplePos="0" relativeHeight="251658240" behindDoc="0" locked="0" layoutInCell="1" allowOverlap="1" wp14:anchorId="47647070" wp14:editId="193AE692">
+          <wp:anchor distT="0" distB="0" distL="114300" distR="114300" simplePos="0" relativeHeight="251658240" behindDoc="0" locked="0" layoutInCell="1" allowOverlap="1" wp14:anchorId="47647070" wp14:editId="1F388EE0">
             <wp:simplePos x="0" y="0"/>
             <wp:positionH relativeFrom="margin">
               <wp:posOffset>-960120</wp:posOffset>
@@ -407,14 +407,34 @@
           <w:szCs w:val="24"/>
         </w:rPr>
       </w:pPr>
+      <w:proofErr w:type="spellStart"/>
       <w:r>
         <w:rPr>
           <w:b/>
           <w:sz w:val="24"/>
           <w:szCs w:val="24"/>
         </w:rPr>
-        <w:t>Endpoints previos necesarios para armar cada front</w:t>
-      </w:r>
+        <w:t>Endpoints</w:t>
+      </w:r>
+      <w:proofErr w:type="spellEnd"/>
+      <w:r>
+        <w:rPr>
+          <w:b/>
+          <w:sz w:val="24"/>
+          <w:szCs w:val="24"/>
+        </w:rPr>
+        <w:t xml:space="preserve"> previos necesarios para armar cada </w:t>
+      </w:r>
+      <w:proofErr w:type="spellStart"/>
+      <w:r>
+        <w:rPr>
+          <w:b/>
+          <w:sz w:val="24"/>
+          <w:szCs w:val="24"/>
+        </w:rPr>
+        <w:t>front</w:t>
+      </w:r>
+      <w:proofErr w:type="spellEnd"/>
       <w:r>
         <w:rPr>
           <w:b/>
@@ -442,7 +462,35 @@
         <w:rPr>
           <w:lang w:val="en-US"/>
         </w:rPr>
-        <w:t xml:space="preserve">GET /api/Formulario </w:t>
+        <w:t>GET /</w:t>
+      </w:r>
+      <w:proofErr w:type="spellStart"/>
+      <w:r>
+        <w:rPr>
+          <w:lang w:val="en-US"/>
+        </w:rPr>
+        <w:t>api</w:t>
+      </w:r>
+      <w:proofErr w:type="spellEnd"/>
+      <w:r>
+        <w:rPr>
+          <w:lang w:val="en-US"/>
+        </w:rPr>
+        <w:t>/</w:t>
+      </w:r>
+      <w:proofErr w:type="spellStart"/>
+      <w:r>
+        <w:rPr>
+          <w:lang w:val="en-US"/>
+        </w:rPr>
+        <w:t>Formulario</w:t>
+      </w:r>
+      <w:proofErr w:type="spellEnd"/>
+      <w:r>
+        <w:rPr>
+          <w:lang w:val="en-US"/>
+        </w:rPr>
+        <w:t xml:space="preserve"> </w:t>
       </w:r>
       <w:r>
         <w:sym w:font="Wingdings" w:char="F0E0"/>
@@ -453,13 +501,41 @@
         </w:rPr>
         <w:t xml:space="preserve"> RES: </w:t>
       </w:r>
+      <w:proofErr w:type="spellStart"/>
       <w:r>
         <w:rPr>
           <w:b/>
           <w:bCs/>
           <w:lang w:val="en-US"/>
         </w:rPr>
-        <w:t xml:space="preserve">IEnumerable&lt;FormularioDto&gt; </w:t>
+        <w:t>IEnumerable</w:t>
+      </w:r>
+      <w:proofErr w:type="spellEnd"/>
+      <w:r>
+        <w:rPr>
+          <w:b/>
+          <w:bCs/>
+          <w:lang w:val="en-US"/>
+        </w:rPr>
+        <w:t>&lt;</w:t>
+      </w:r>
+      <w:proofErr w:type="spellStart"/>
+      <w:r>
+        <w:rPr>
+          <w:b/>
+          <w:bCs/>
+          <w:lang w:val="en-US"/>
+        </w:rPr>
+        <w:t>FormularioDto</w:t>
+      </w:r>
+      <w:proofErr w:type="spellEnd"/>
+      <w:r>
+        <w:rPr>
+          <w:b/>
+          <w:bCs/>
+          <w:lang w:val="en-US"/>
+        </w:rPr>
+        <w:t xml:space="preserve">&gt; </w:t>
       </w:r>
       <w:r>
         <w:rPr>
@@ -473,14 +549,44 @@
         <w:rPr>
           <w:lang w:val="en-US"/>
         </w:rPr>
-        <w:t xml:space="preserve"> Front: Asignar</w:t>
-      </w:r>
+        <w:t xml:space="preserve"> Front: </w:t>
+      </w:r>
+      <w:proofErr w:type="spellStart"/>
       <w:r>
         <w:rPr>
           <w:lang w:val="en-US"/>
         </w:rPr>
-        <w:t xml:space="preserve"> permisos a botones</w:t>
-      </w:r>
+        <w:t>Asignar</w:t>
+      </w:r>
+      <w:proofErr w:type="spellEnd"/>
+      <w:r>
+        <w:rPr>
+          <w:lang w:val="en-US"/>
+        </w:rPr>
+        <w:t xml:space="preserve"> </w:t>
+      </w:r>
+      <w:proofErr w:type="spellStart"/>
+      <w:r>
+        <w:rPr>
+          <w:lang w:val="en-US"/>
+        </w:rPr>
+        <w:t>permisos</w:t>
+      </w:r>
+      <w:proofErr w:type="spellEnd"/>
+      <w:r>
+        <w:rPr>
+          <w:lang w:val="en-US"/>
+        </w:rPr>
+        <w:t xml:space="preserve"> a </w:t>
+      </w:r>
+      <w:proofErr w:type="spellStart"/>
+      <w:r>
+        <w:rPr>
+          <w:lang w:val="en-US"/>
+        </w:rPr>
+        <w:t>botones</w:t>
+      </w:r>
+      <w:proofErr w:type="spellEnd"/>
       <w:r>
         <w:rPr>
           <w:lang w:val="en-US"/>
@@ -526,6 +632,9 @@
         <w:t>ELIMINAR_USUARIO_RESPONSABLE_DEFINITIVAMENTE</w:t>
       </w:r>
       <w:r>
+        <w:t xml:space="preserve"> </w:t>
+      </w:r>
+      <w:r>
         <w:sym w:font="Wingdings" w:char="F0E0"/>
       </w:r>
       <w:r>
@@ -769,7 +878,21 @@
         <w:rPr>
           <w:b/>
         </w:rPr>
-        <w:t xml:space="preserve">POST api/Auth/login </w:t>
+        <w:t>POST api/Auth/</w:t>
+      </w:r>
+      <w:proofErr w:type="spellStart"/>
+      <w:r>
+        <w:rPr>
+          <w:b/>
+        </w:rPr>
+        <w:t>login</w:t>
+      </w:r>
+      <w:proofErr w:type="spellEnd"/>
+      <w:r>
+        <w:rPr>
+          <w:b/>
+        </w:rPr>
+        <w:t xml:space="preserve"> </w:t>
       </w:r>
       <w:r>
         <w:rPr>
@@ -779,7 +902,31 @@
         <w:sym w:font="Wingdings" w:char="F0E0"/>
       </w:r>
       <w:r>
-        <w:t xml:space="preserve"> REQ: LoginUsuarioDto, RES: TokenResponseDto (List&lt;string&gt; Permisos</w:t>
+        <w:t xml:space="preserve"> REQ: </w:t>
+      </w:r>
+      <w:proofErr w:type="spellStart"/>
+      <w:r>
+        <w:t>LoginUsuarioDto</w:t>
+      </w:r>
+      <w:proofErr w:type="spellEnd"/>
+      <w:r>
+        <w:t xml:space="preserve">, RES: </w:t>
+      </w:r>
+      <w:proofErr w:type="spellStart"/>
+      <w:r>
+        <w:t>TokenResponseDto</w:t>
+      </w:r>
+      <w:proofErr w:type="spellEnd"/>
+      <w:r>
+        <w:t xml:space="preserve"> (List&lt;</w:t>
+      </w:r>
+      <w:proofErr w:type="spellStart"/>
+      <w:r>
+        <w:t>string</w:t>
+      </w:r>
+      <w:proofErr w:type="spellEnd"/>
+      <w:r>
+        <w:t>&gt; Permisos</w:t>
       </w:r>
       <w:r>
         <w:rPr>
@@ -872,6 +1019,35 @@
     <w:p>
       <w:pPr>
         <w:numPr>
+          <w:ilvl w:val="2"/>
+          <w:numId w:val="5"/>
+        </w:numPr>
+        <w:autoSpaceDE w:val="0"/>
+        <w:autoSpaceDN w:val="0"/>
+        <w:adjustRightInd w:val="0"/>
+        <w:spacing w:before="150" w:after="150" w:line="240" w:lineRule="auto"/>
+      </w:pPr>
+      <w:r>
+        <w:t xml:space="preserve">Cambiar Contraseña </w:t>
+      </w:r>
+      <w:r>
+        <w:sym w:font="Wingdings" w:char="F0E0"/>
+      </w:r>
+      <w:r>
+        <w:t xml:space="preserve"> </w:t>
+      </w:r>
+      <w:bookmarkStart w:id="1" w:name="_Hlk230008695"/>
+      <w:r>
+        <w:t>CAMBIAR_CONTRASENA</w:t>
+      </w:r>
+      <w:r>
+        <w:t>_RESPONSABLE</w:t>
+      </w:r>
+      <w:bookmarkEnd w:id="1"/>
+    </w:p>
+    <w:p>
+      <w:pPr>
+        <w:numPr>
           <w:ilvl w:val="1"/>
           <w:numId w:val="5"/>
         </w:numPr>
@@ -895,35 +1071,6 @@
     </w:p>
     <w:p>
       <w:pPr>
-        <w:numPr>
-          <w:ilvl w:val="1"/>
-          <w:numId w:val="5"/>
-        </w:numPr>
-        <w:autoSpaceDE w:val="0"/>
-        <w:autoSpaceDN w:val="0"/>
-        <w:adjustRightInd w:val="0"/>
-        <w:spacing w:before="150" w:after="150" w:line="240" w:lineRule="auto"/>
-      </w:pPr>
-      <w:r>
-        <w:t xml:space="preserve">Cambiar Contraseña </w:t>
-      </w:r>
-      <w:r>
-        <w:sym w:font="Wingdings" w:char="F0E0"/>
-      </w:r>
-      <w:r>
-        <w:t xml:space="preserve"> </w:t>
-      </w:r>
-      <w:bookmarkStart w:id="1" w:name="_Hlk230008695"/>
-      <w:r>
-        <w:t>CAMBIAR_CONTRASENA</w:t>
-      </w:r>
-      <w:r>
-        <w:t>_RESPONSABLE</w:t>
-      </w:r>
-      <w:bookmarkEnd w:id="1"/>
-    </w:p>
-    <w:p>
-      <w:pPr>
         <w:rPr>
           <w:b/>
           <w:color w:val="EE0000"/>
@@ -1032,6 +1179,7 @@
         </w:rPr>
         <w:t>responsable/</w:t>
       </w:r>
+      <w:proofErr w:type="spellStart"/>
       <w:r>
         <w:rPr>
           <w:b/>
@@ -1041,6 +1189,7 @@
         </w:rPr>
         <w:t>register</w:t>
       </w:r>
+      <w:proofErr w:type="spellEnd"/>
       <w:r>
         <w:rPr>
           <w:bCs/>
@@ -1065,6 +1214,7 @@
         </w:rPr>
         <w:t xml:space="preserve"> REQ: </w:t>
       </w:r>
+      <w:proofErr w:type="spellStart"/>
       <w:r>
         <w:rPr>
           <w:bCs/>
@@ -1074,6 +1224,7 @@
         </w:rPr>
         <w:t>UsuarioInsertDto</w:t>
       </w:r>
+      <w:proofErr w:type="spellEnd"/>
       <w:r>
         <w:rPr>
           <w:bCs/>
@@ -1082,6 +1233,7 @@
         </w:rPr>
         <w:t xml:space="preserve">, RES: </w:t>
       </w:r>
+      <w:proofErr w:type="spellStart"/>
       <w:r>
         <w:rPr>
           <w:bCs/>
@@ -1091,6 +1243,7 @@
         </w:rPr>
         <w:t>UsuarioDto</w:t>
       </w:r>
+      <w:proofErr w:type="spellEnd"/>
       <w:r>
         <w:rPr>
           <w:bCs/>
@@ -1164,7 +1317,25 @@
           <w:sz w:val="24"/>
           <w:lang w:val="es-ES"/>
         </w:rPr>
-        <w:t xml:space="preserve">ampos de datos personales de un Responsable </w:t>
+        <w:t xml:space="preserve">ampos de datos personales de un </w:t>
+      </w:r>
+      <w:proofErr w:type="gramStart"/>
+      <w:r>
+        <w:rPr>
+          <w:bCs/>
+          <w:sz w:val="24"/>
+          <w:lang w:val="es-ES"/>
+        </w:rPr>
+        <w:t>Responsable</w:t>
+      </w:r>
+      <w:proofErr w:type="gramEnd"/>
+      <w:r>
+        <w:rPr>
+          <w:bCs/>
+          <w:sz w:val="24"/>
+          <w:lang w:val="es-ES"/>
+        </w:rPr>
+        <w:t xml:space="preserve"> </w:t>
       </w:r>
       <w:r>
         <w:rPr>
@@ -1203,7 +1374,39 @@
           <w:bCs/>
           <w:sz w:val="24"/>
         </w:rPr>
-        <w:t xml:space="preserve"> RES: IEnumerable&lt;GrupoDto&gt; </w:t>
+        <w:t xml:space="preserve"> RES: </w:t>
+      </w:r>
+      <w:proofErr w:type="spellStart"/>
+      <w:r>
+        <w:rPr>
+          <w:bCs/>
+          <w:sz w:val="24"/>
+        </w:rPr>
+        <w:t>IEnumerable</w:t>
+      </w:r>
+      <w:proofErr w:type="spellEnd"/>
+      <w:r>
+        <w:rPr>
+          <w:bCs/>
+          <w:sz w:val="24"/>
+        </w:rPr>
+        <w:t>&lt;</w:t>
+      </w:r>
+      <w:proofErr w:type="spellStart"/>
+      <w:r>
+        <w:rPr>
+          <w:bCs/>
+          <w:sz w:val="24"/>
+        </w:rPr>
+        <w:t>GrupoDto</w:t>
+      </w:r>
+      <w:proofErr w:type="spellEnd"/>
+      <w:r>
+        <w:rPr>
+          <w:bCs/>
+          <w:sz w:val="24"/>
+        </w:rPr>
+        <w:t xml:space="preserve">&gt; </w:t>
       </w:r>
       <w:r>
         <w:sym w:font="Wingdings" w:char="F0E0"/>
@@ -1227,7 +1430,23 @@
           <w:bCs/>
           <w:sz w:val="24"/>
         </w:rPr>
-        <w:t xml:space="preserve">los grupos para Responsables (No Grupo SOCIO) en </w:t>
+        <w:t xml:space="preserve">los grupos para </w:t>
+      </w:r>
+      <w:proofErr w:type="gramStart"/>
+      <w:r>
+        <w:rPr>
+          <w:bCs/>
+          <w:sz w:val="24"/>
+        </w:rPr>
+        <w:t>Responsables</w:t>
+      </w:r>
+      <w:proofErr w:type="gramEnd"/>
+      <w:r>
+        <w:rPr>
+          <w:bCs/>
+          <w:sz w:val="24"/>
+        </w:rPr>
+        <w:t xml:space="preserve"> (No Grupo SOCIO) en </w:t>
       </w:r>
       <w:r>
         <w:rPr>
@@ -1329,7 +1548,39 @@
           <w:bCs/>
           <w:sz w:val="24"/>
         </w:rPr>
-        <w:t xml:space="preserve"> RES: IEnumerable&lt;FormularioDto&gt; </w:t>
+        <w:t xml:space="preserve"> RES: </w:t>
+      </w:r>
+      <w:proofErr w:type="spellStart"/>
+      <w:r>
+        <w:rPr>
+          <w:bCs/>
+          <w:sz w:val="24"/>
+        </w:rPr>
+        <w:t>IEnumerable</w:t>
+      </w:r>
+      <w:proofErr w:type="spellEnd"/>
+      <w:r>
+        <w:rPr>
+          <w:bCs/>
+          <w:sz w:val="24"/>
+        </w:rPr>
+        <w:t>&lt;</w:t>
+      </w:r>
+      <w:proofErr w:type="spellStart"/>
+      <w:r>
+        <w:rPr>
+          <w:bCs/>
+          <w:sz w:val="24"/>
+        </w:rPr>
+        <w:t>FormularioDto</w:t>
+      </w:r>
+      <w:proofErr w:type="spellEnd"/>
+      <w:r>
+        <w:rPr>
+          <w:bCs/>
+          <w:sz w:val="24"/>
+        </w:rPr>
+        <w:t xml:space="preserve">&gt; </w:t>
       </w:r>
       <w:r>
         <w:rPr>
@@ -1479,22 +1730,9 @@
           <w:bCs/>
           <w:sz w:val="24"/>
         </w:rPr>
-        <w:t xml:space="preserve"> </w:t>
-      </w:r>
-      <w:r>
-        <w:rPr>
-          <w:bCs/>
-          <w:sz w:val="24"/>
-        </w:rPr>
-        <w:t>Policy</w:t>
-      </w:r>
-      <w:r>
-        <w:rPr>
-          <w:bCs/>
-          <w:sz w:val="24"/>
-        </w:rPr>
-        <w:t xml:space="preserve">: </w:t>
-      </w:r>
+        <w:t xml:space="preserve"> Policy: </w:t>
+      </w:r>
+      <w:proofErr w:type="spellStart"/>
       <w:r>
         <w:rPr>
           <w:bCs/>
@@ -1502,6 +1740,7 @@
         </w:rPr>
         <w:t>CrearUsuarioResponsable</w:t>
       </w:r>
+      <w:proofErr w:type="spellEnd"/>
       <w:r>
         <w:rPr>
           <w:bCs/>
@@ -1571,7 +1810,27 @@
           <w:sz w:val="24"/>
           <w:lang w:val="es-ES"/>
         </w:rPr>
-        <w:t>List&lt;ResponsableGridDto&gt;</w:t>
+        <w:t>List&lt;</w:t>
+      </w:r>
+      <w:proofErr w:type="spellStart"/>
+      <w:r>
+        <w:rPr>
+          <w:b/>
+          <w:bCs/>
+          <w:sz w:val="24"/>
+          <w:lang w:val="es-ES"/>
+        </w:rPr>
+        <w:t>ResponsableGridDto</w:t>
+      </w:r>
+      <w:proofErr w:type="spellEnd"/>
+      <w:r>
+        <w:rPr>
+          <w:b/>
+          <w:bCs/>
+          <w:sz w:val="24"/>
+          <w:lang w:val="es-ES"/>
+        </w:rPr>
+        <w:t>&gt;</w:t>
       </w:r>
       <w:r>
         <w:rPr>
@@ -1637,6 +1896,7 @@
         </w:rPr>
         <w:t xml:space="preserve"> un </w:t>
       </w:r>
+      <w:proofErr w:type="spellStart"/>
       <w:r>
         <w:rPr>
           <w:bCs/>
@@ -1646,6 +1906,7 @@
         </w:rPr>
         <w:t>IdUsuario</w:t>
       </w:r>
+      <w:proofErr w:type="spellEnd"/>
       <w:r>
         <w:rPr>
           <w:bCs/>
@@ -1660,7 +1921,25 @@
           <w:sz w:val="24"/>
           <w:lang w:val="es-ES"/>
         </w:rPr>
-        <w:t>el siguiente endpoint.</w:t>
+        <w:t xml:space="preserve">el siguiente </w:t>
+      </w:r>
+      <w:proofErr w:type="spellStart"/>
+      <w:r>
+        <w:rPr>
+          <w:bCs/>
+          <w:sz w:val="24"/>
+          <w:lang w:val="es-ES"/>
+        </w:rPr>
+        <w:t>endpoint</w:t>
+      </w:r>
+      <w:proofErr w:type="spellEnd"/>
+      <w:r>
+        <w:rPr>
+          <w:bCs/>
+          <w:sz w:val="24"/>
+          <w:lang w:val="es-ES"/>
+        </w:rPr>
+        <w:t>.</w:t>
       </w:r>
     </w:p>
     <w:p>
@@ -1693,6 +1972,7 @@
         </w:rPr>
         <w:t>api/Usuario/{</w:t>
       </w:r>
+      <w:proofErr w:type="spellStart"/>
       <w:r>
         <w:rPr>
           <w:b/>
@@ -1703,6 +1983,7 @@
         </w:rPr>
         <w:t>idUsuario</w:t>
       </w:r>
+      <w:proofErr w:type="spellEnd"/>
       <w:r>
         <w:rPr>
           <w:b/>
@@ -1736,15 +2017,28 @@
         </w:rPr>
         <w:t xml:space="preserve"> RES: </w:t>
       </w:r>
-      <w:r>
-        <w:rPr>
-          <w:b/>
-          <w:bCs/>
-          <w:sz w:val="24"/>
-          <w:lang w:val="es-ES"/>
-        </w:rPr>
-        <w:t>UsuarioDto?</w:t>
-      </w:r>
+      <w:proofErr w:type="spellStart"/>
+      <w:proofErr w:type="gramStart"/>
+      <w:r>
+        <w:rPr>
+          <w:b/>
+          <w:bCs/>
+          <w:sz w:val="24"/>
+          <w:lang w:val="es-ES"/>
+        </w:rPr>
+        <w:t>UsuarioDto</w:t>
+      </w:r>
+      <w:proofErr w:type="spellEnd"/>
+      <w:r>
+        <w:rPr>
+          <w:b/>
+          <w:bCs/>
+          <w:sz w:val="24"/>
+          <w:lang w:val="es-ES"/>
+        </w:rPr>
+        <w:t>?</w:t>
+      </w:r>
+      <w:proofErr w:type="gramEnd"/>
       <w:r>
         <w:rPr>
           <w:bCs/>
@@ -1868,6 +2162,7 @@
         </w:rPr>
         <w:t xml:space="preserve"> (</w:t>
       </w:r>
+      <w:proofErr w:type="spellStart"/>
       <w:r>
         <w:rPr>
           <w:b/>
@@ -1878,6 +2173,7 @@
         </w:rPr>
         <w:t>idUsuario</w:t>
       </w:r>
+      <w:proofErr w:type="spellEnd"/>
       <w:r>
         <w:rPr>
           <w:bCs/>
@@ -1912,6 +2208,7 @@
         </w:rPr>
         <w:t>Eliminar (</w:t>
       </w:r>
+      <w:proofErr w:type="spellStart"/>
       <w:r>
         <w:rPr>
           <w:b/>
@@ -1923,6 +2220,7 @@
         </w:rPr>
         <w:t>idUsuario</w:t>
       </w:r>
+      <w:proofErr w:type="spellEnd"/>
       <w:r>
         <w:rPr>
           <w:bCs/>
@@ -2002,6 +2300,7 @@
         </w:rPr>
         <w:t>{</w:t>
       </w:r>
+      <w:proofErr w:type="spellStart"/>
       <w:r>
         <w:rPr>
           <w:b/>
@@ -2012,6 +2311,7 @@
         </w:rPr>
         <w:t>idUsuario</w:t>
       </w:r>
+      <w:proofErr w:type="spellEnd"/>
       <w:r>
         <w:rPr>
           <w:b/>
@@ -2045,6 +2345,7 @@
         </w:rPr>
         <w:t xml:space="preserve"> REQ: </w:t>
       </w:r>
+      <w:proofErr w:type="spellStart"/>
       <w:r>
         <w:rPr>
           <w:bCs/>
@@ -2053,6 +2354,7 @@
         </w:rPr>
         <w:t>UsuarioUpdateDto</w:t>
       </w:r>
+      <w:proofErr w:type="spellEnd"/>
       <w:r>
         <w:rPr>
           <w:bCs/>
@@ -2061,15 +2363,28 @@
         </w:rPr>
         <w:t xml:space="preserve">, RES: </w:t>
       </w:r>
-      <w:r>
-        <w:rPr>
-          <w:b/>
-          <w:bCs/>
-          <w:sz w:val="24"/>
-          <w:lang w:val="es-ES"/>
-        </w:rPr>
-        <w:t>UsuarioDto?</w:t>
-      </w:r>
+      <w:proofErr w:type="spellStart"/>
+      <w:proofErr w:type="gramStart"/>
+      <w:r>
+        <w:rPr>
+          <w:b/>
+          <w:bCs/>
+          <w:sz w:val="24"/>
+          <w:lang w:val="es-ES"/>
+        </w:rPr>
+        <w:t>UsuarioDto</w:t>
+      </w:r>
+      <w:proofErr w:type="spellEnd"/>
+      <w:r>
+        <w:rPr>
+          <w:b/>
+          <w:bCs/>
+          <w:sz w:val="24"/>
+          <w:lang w:val="es-ES"/>
+        </w:rPr>
+        <w:t>?</w:t>
+      </w:r>
+      <w:proofErr w:type="gramEnd"/>
       <w:r>
         <w:rPr>
           <w:bCs/>
@@ -2126,6 +2441,7 @@
         </w:rPr>
         <w:t xml:space="preserve"> Policy: </w:t>
       </w:r>
+      <w:proofErr w:type="spellStart"/>
       <w:r>
         <w:rPr>
           <w:b/>
@@ -2144,6 +2460,7 @@
         </w:rPr>
         <w:t>Responsable</w:t>
       </w:r>
+      <w:proofErr w:type="spellEnd"/>
       <w:r>
         <w:rPr>
           <w:bCs/>
@@ -2171,7 +2488,23 @@
           <w:sz w:val="24"/>
         </w:rPr>
         <w:lastRenderedPageBreak/>
-        <w:t xml:space="preserve">POST api/Auth/change-password </w:t>
+        <w:t>POST api/Auth/</w:t>
+      </w:r>
+      <w:proofErr w:type="spellStart"/>
+      <w:r>
+        <w:rPr>
+          <w:bCs/>
+          <w:sz w:val="24"/>
+        </w:rPr>
+        <w:t>change-password</w:t>
+      </w:r>
+      <w:proofErr w:type="spellEnd"/>
+      <w:r>
+        <w:rPr>
+          <w:bCs/>
+          <w:sz w:val="24"/>
+        </w:rPr>
+        <w:t xml:space="preserve"> </w:t>
       </w:r>
       <w:r>
         <w:rPr>
@@ -2185,7 +2518,23 @@
           <w:bCs/>
           <w:sz w:val="24"/>
         </w:rPr>
-        <w:t xml:space="preserve"> REQ: ChangePasswordRequestDto </w:t>
+        <w:t xml:space="preserve"> REQ: </w:t>
+      </w:r>
+      <w:proofErr w:type="spellStart"/>
+      <w:r>
+        <w:rPr>
+          <w:bCs/>
+          <w:sz w:val="24"/>
+        </w:rPr>
+        <w:t>ChangePasswordRequestDto</w:t>
+      </w:r>
+      <w:proofErr w:type="spellEnd"/>
+      <w:r>
+        <w:rPr>
+          <w:bCs/>
+          <w:sz w:val="24"/>
+        </w:rPr>
+        <w:t xml:space="preserve"> </w:t>
       </w:r>
       <w:r>
         <w:rPr>
@@ -2243,6 +2592,7 @@
         </w:rPr>
         <w:t xml:space="preserve"> y la nueva, luego se hace clic a “Cambiar Contraseña” y ahí se arma el </w:t>
       </w:r>
+      <w:proofErr w:type="spellStart"/>
       <w:r>
         <w:rPr>
           <w:bCs/>
@@ -2250,12 +2600,29 @@
         </w:rPr>
         <w:t>ChangePasswordRequestDto</w:t>
       </w:r>
-      <w:r>
-        <w:rPr>
-          <w:bCs/>
-          <w:sz w:val="24"/>
-        </w:rPr>
-        <w:t xml:space="preserve"> que pide este endpoint.</w:t>
+      <w:proofErr w:type="spellEnd"/>
+      <w:r>
+        <w:rPr>
+          <w:bCs/>
+          <w:sz w:val="24"/>
+        </w:rPr>
+        <w:t xml:space="preserve"> que pide este </w:t>
+      </w:r>
+      <w:proofErr w:type="spellStart"/>
+      <w:r>
+        <w:rPr>
+          <w:bCs/>
+          <w:sz w:val="24"/>
+        </w:rPr>
+        <w:t>endpoint</w:t>
+      </w:r>
+      <w:proofErr w:type="spellEnd"/>
+      <w:r>
+        <w:rPr>
+          <w:bCs/>
+          <w:sz w:val="24"/>
+        </w:rPr>
+        <w:t>.</w:t>
       </w:r>
     </w:p>
     <w:p>
@@ -2306,6 +2673,7 @@
         </w:rPr>
         <w:t>{</w:t>
       </w:r>
+      <w:proofErr w:type="spellStart"/>
       <w:r>
         <w:rPr>
           <w:b/>
@@ -2316,6 +2684,7 @@
         </w:rPr>
         <w:t>idUsuario</w:t>
       </w:r>
+      <w:proofErr w:type="spellEnd"/>
       <w:r>
         <w:rPr>
           <w:b/>
@@ -2349,6 +2718,7 @@
         </w:rPr>
         <w:t xml:space="preserve"> RES: </w:t>
       </w:r>
+      <w:proofErr w:type="spellStart"/>
       <w:r>
         <w:rPr>
           <w:bCs/>
@@ -2358,6 +2728,7 @@
         </w:rPr>
         <w:t>UsuarioDto</w:t>
       </w:r>
+      <w:proofErr w:type="spellEnd"/>
       <w:r>
         <w:rPr>
           <w:bCs/>
@@ -2420,8 +2791,18 @@
           <w:sz w:val="24"/>
           <w:lang w:val="es-ES"/>
         </w:rPr>
-        <w:t xml:space="preserve"> del Responsable</w:t>
-      </w:r>
+        <w:t xml:space="preserve"> del </w:t>
+      </w:r>
+      <w:proofErr w:type="gramStart"/>
+      <w:r>
+        <w:rPr>
+          <w:bCs/>
+          <w:sz w:val="24"/>
+          <w:lang w:val="es-ES"/>
+        </w:rPr>
+        <w:t>Responsable</w:t>
+      </w:r>
+      <w:proofErr w:type="gramEnd"/>
       <w:r>
         <w:rPr>
           <w:bCs/>
@@ -2446,6 +2827,7 @@
         </w:rPr>
         <w:t xml:space="preserve"> Policy: </w:t>
       </w:r>
+      <w:proofErr w:type="spellStart"/>
       <w:r>
         <w:rPr>
           <w:b/>
@@ -2454,6 +2836,7 @@
         </w:rPr>
         <w:t>EliminarUsuarioResponsableDefinitivamente</w:t>
       </w:r>
+      <w:proofErr w:type="spellEnd"/>
       <w:r>
         <w:rPr>
           <w:b/>
@@ -3485,6 +3868,7 @@
   <w:style w:type="character" w:default="1" w:styleId="Fuentedeprrafopredeter">
     <w:name w:val="Default Paragraph Font"/>
     <w:uiPriority w:val="1"/>
+    <w:semiHidden/>
     <w:unhideWhenUsed/>
   </w:style>
   <w:style w:type="table" w:default="1" w:styleId="Tablanormal">

--- a/Curso_CSharp/Mapas Endpoints/Plan Modulo de Gestion del Gimnasio Usuarios.docx
+++ b/Curso_CSharp/Mapas Endpoints/Plan Modulo de Gestion del Gimnasio Usuarios.docx
@@ -172,7 +172,7 @@
           <w:sz w:val="24"/>
         </w:rPr>
         <w:drawing>
-          <wp:anchor distT="0" distB="0" distL="114300" distR="114300" simplePos="0" relativeHeight="251658240" behindDoc="0" locked="0" layoutInCell="1" allowOverlap="1" wp14:anchorId="47647070" wp14:editId="1F388EE0">
+          <wp:anchor distT="0" distB="0" distL="114300" distR="114300" simplePos="0" relativeHeight="251658240" behindDoc="0" locked="0" layoutInCell="1" allowOverlap="1" wp14:anchorId="47647070" wp14:editId="28320B01">
             <wp:simplePos x="0" y="0"/>
             <wp:positionH relativeFrom="margin">
               <wp:posOffset>-960120</wp:posOffset>
@@ -1019,7 +1019,7 @@
     <w:p>
       <w:pPr>
         <w:numPr>
-          <w:ilvl w:val="2"/>
+          <w:ilvl w:val="1"/>
           <w:numId w:val="5"/>
         </w:numPr>
         <w:autoSpaceDE w:val="0"/>
@@ -1353,6 +1353,7 @@
           <w:ilvl w:val="1"/>
           <w:numId w:val="6"/>
         </w:numPr>
+        <w:spacing w:after="0"/>
         <w:rPr>
           <w:bCs/>
           <w:sz w:val="24"/>
@@ -1430,7 +1431,21 @@
           <w:bCs/>
           <w:sz w:val="24"/>
         </w:rPr>
-        <w:t xml:space="preserve">los grupos para </w:t>
+        <w:t>los grupos par</w:t>
+      </w:r>
+      <w:r>
+        <w:rPr>
+          <w:bCs/>
+          <w:sz w:val="24"/>
+        </w:rPr>
+        <w:tab/>
+      </w:r>
+      <w:r>
+        <w:rPr>
+          <w:bCs/>
+          <w:sz w:val="24"/>
+        </w:rPr>
+        <w:t xml:space="preserve">a </w:t>
       </w:r>
       <w:proofErr w:type="gramStart"/>
       <w:r>
@@ -1458,63 +1473,72 @@
     </w:p>
     <w:p>
       <w:pPr>
-        <w:pStyle w:val="Prrafodelista"/>
-        <w:ind w:firstLine="696"/>
-        <w:rPr>
-          <w:bCs/>
-          <w:sz w:val="24"/>
-        </w:rPr>
-      </w:pPr>
-      <w:r>
-        <w:rPr>
-          <w:bCs/>
-          <w:noProof/>
-          <w:sz w:val="24"/>
-        </w:rPr>
-        <w:drawing>
-          <wp:inline distT="0" distB="0" distL="0" distR="0" wp14:anchorId="01599F1B" wp14:editId="15F05EFB">
-            <wp:extent cx="4369435" cy="594640"/>
-            <wp:effectExtent l="0" t="0" r="0" b="0"/>
-            <wp:docPr id="972130736" name="Imagen 1"/>
-            <wp:cNvGraphicFramePr>
-              <a:graphicFrameLocks xmlns:a="http://schemas.openxmlformats.org/drawingml/2006/main" noChangeAspect="1"/>
-            </wp:cNvGraphicFramePr>
-            <a:graphic xmlns:a="http://schemas.openxmlformats.org/drawingml/2006/main">
-              <a:graphicData uri="http://schemas.openxmlformats.org/drawingml/2006/picture">
-                <pic:pic xmlns:pic="http://schemas.openxmlformats.org/drawingml/2006/picture">
-                  <pic:nvPicPr>
-                    <pic:cNvPr id="1050132380" name=""/>
-                    <pic:cNvPicPr/>
-                  </pic:nvPicPr>
-                  <pic:blipFill rotWithShape="1">
-                    <a:blip r:embed="rId6"/>
-                    <a:srcRect r="19074" b="83302"/>
-                    <a:stretch>
-                      <a:fillRect/>
-                    </a:stretch>
-                  </pic:blipFill>
-                  <pic:spPr bwMode="auto">
-                    <a:xfrm>
-                      <a:off x="0" y="0"/>
-                      <a:ext cx="4370046" cy="594723"/>
-                    </a:xfrm>
-                    <a:prstGeom prst="rect">
-                      <a:avLst/>
-                    </a:prstGeom>
-                    <a:ln>
-                      <a:noFill/>
-                    </a:ln>
-                    <a:extLst>
-                      <a:ext uri="{53640926-AAD7-44D8-BBD7-CCE9431645EC}">
-                        <a14:shadowObscured xmlns:a14="http://schemas.microsoft.com/office/drawing/2010/main"/>
-                      </a:ext>
-                    </a:extLst>
-                  </pic:spPr>
-                </pic:pic>
-              </a:graphicData>
-            </a:graphic>
-          </wp:inline>
-        </w:drawing>
+        <w:pStyle w:val="NormalWeb"/>
+        <w:shd w:val="clear" w:color="auto" w:fill="D5DCE4" w:themeFill="text2" w:themeFillTint="33"/>
+        <w:spacing w:before="0" w:beforeAutospacing="0"/>
+        <w:ind w:left="1416"/>
+        <w:rPr>
+          <w:rFonts w:asciiTheme="minorHAnsi" w:hAnsiTheme="minorHAnsi" w:cstheme="minorHAnsi"/>
+        </w:rPr>
+      </w:pPr>
+      <w:r>
+        <w:rPr>
+          <w:rFonts w:asciiTheme="minorHAnsi" w:hAnsiTheme="minorHAnsi" w:cstheme="minorHAnsi"/>
+        </w:rPr>
+        <w:t>Ejemplo de cómo se vería (Mockup):</w:t>
+      </w:r>
+    </w:p>
+    <w:p>
+      <w:pPr>
+        <w:pStyle w:val="NormalWeb"/>
+        <w:shd w:val="clear" w:color="auto" w:fill="D5DCE4" w:themeFill="text2" w:themeFillTint="33"/>
+        <w:spacing w:after="0" w:afterAutospacing="0"/>
+        <w:ind w:left="1416"/>
+        <w:rPr>
+          <w:rFonts w:asciiTheme="minorHAnsi" w:hAnsiTheme="minorHAnsi" w:cstheme="minorHAnsi"/>
+        </w:rPr>
+      </w:pPr>
+      <w:r>
+        <w:rPr>
+          <w:rFonts w:asciiTheme="minorHAnsi" w:hAnsiTheme="minorHAnsi" w:cstheme="minorHAnsi"/>
+        </w:rPr>
+        <w:t xml:space="preserve">[ Grupos: </w:t>
+      </w:r>
+      <w:proofErr w:type="spellStart"/>
+      <w:proofErr w:type="gramStart"/>
+      <w:r>
+        <w:rPr>
+          <w:rFonts w:asciiTheme="minorHAnsi" w:hAnsiTheme="minorHAnsi" w:cstheme="minorHAnsi"/>
+        </w:rPr>
+        <w:t>Admin</w:t>
+      </w:r>
+      <w:proofErr w:type="spellEnd"/>
+      <w:r>
+        <w:rPr>
+          <w:rFonts w:asciiTheme="minorHAnsi" w:hAnsiTheme="minorHAnsi" w:cstheme="minorHAnsi"/>
+        </w:rPr>
+        <w:t xml:space="preserve"> ]</w:t>
+      </w:r>
+      <w:proofErr w:type="gramEnd"/>
+      <w:r>
+        <w:rPr>
+          <w:rFonts w:asciiTheme="minorHAnsi" w:hAnsiTheme="minorHAnsi" w:cstheme="minorHAnsi"/>
+        </w:rPr>
+        <w:t xml:space="preserve"> [ Grupos: </w:t>
+      </w:r>
+      <w:proofErr w:type="gramStart"/>
+      <w:r>
+        <w:rPr>
+          <w:rFonts w:asciiTheme="minorHAnsi" w:hAnsiTheme="minorHAnsi" w:cstheme="minorHAnsi"/>
+        </w:rPr>
+        <w:t>Instructor ]</w:t>
+      </w:r>
+      <w:proofErr w:type="gramEnd"/>
+      <w:r>
+        <w:rPr>
+          <w:rFonts w:asciiTheme="minorHAnsi" w:hAnsiTheme="minorHAnsi" w:cstheme="minorHAnsi"/>
+        </w:rPr>
+        <w:t xml:space="preserve"> (Chips en la parte superior)</w:t>
       </w:r>
     </w:p>
     <w:p>
@@ -1524,6 +1548,7 @@
           <w:ilvl w:val="1"/>
           <w:numId w:val="6"/>
         </w:numPr>
+        <w:spacing w:before="240"/>
         <w:rPr>
           <w:bCs/>
           <w:sz w:val="24"/>
@@ -1628,64 +1653,616 @@
     <w:p>
       <w:pPr>
         <w:pStyle w:val="Prrafodelista"/>
-        <w:ind w:firstLine="696"/>
-        <w:rPr>
-          <w:bCs/>
-          <w:i/>
-          <w:iCs/>
-          <w:sz w:val="24"/>
-        </w:rPr>
-      </w:pPr>
-      <w:r>
-        <w:rPr>
-          <w:bCs/>
-          <w:noProof/>
-          <w:sz w:val="24"/>
-        </w:rPr>
-        <w:drawing>
-          <wp:inline distT="0" distB="0" distL="0" distR="0" wp14:anchorId="3F2A011B" wp14:editId="0E20667C">
-            <wp:extent cx="4369435" cy="2960967"/>
-            <wp:effectExtent l="0" t="0" r="0" b="0"/>
-            <wp:docPr id="1050132380" name="Imagen 1"/>
-            <wp:cNvGraphicFramePr>
-              <a:graphicFrameLocks xmlns:a="http://schemas.openxmlformats.org/drawingml/2006/main" noChangeAspect="1"/>
-            </wp:cNvGraphicFramePr>
-            <a:graphic xmlns:a="http://schemas.openxmlformats.org/drawingml/2006/main">
-              <a:graphicData uri="http://schemas.openxmlformats.org/drawingml/2006/picture">
-                <pic:pic xmlns:pic="http://schemas.openxmlformats.org/drawingml/2006/picture">
-                  <pic:nvPicPr>
-                    <pic:cNvPr id="1050132380" name=""/>
-                    <pic:cNvPicPr/>
-                  </pic:nvPicPr>
-                  <pic:blipFill rotWithShape="1">
-                    <a:blip r:embed="rId6"/>
-                    <a:srcRect t="16855" r="19074"/>
-                    <a:stretch>
-                      <a:fillRect/>
-                    </a:stretch>
-                  </pic:blipFill>
-                  <pic:spPr bwMode="auto">
-                    <a:xfrm>
-                      <a:off x="0" y="0"/>
-                      <a:ext cx="4370046" cy="2961381"/>
-                    </a:xfrm>
-                    <a:prstGeom prst="rect">
-                      <a:avLst/>
-                    </a:prstGeom>
-                    <a:ln>
-                      <a:noFill/>
-                    </a:ln>
-                    <a:extLst>
-                      <a:ext uri="{53640926-AAD7-44D8-BBD7-CCE9431645EC}">
-                        <a14:shadowObscured xmlns:a14="http://schemas.microsoft.com/office/drawing/2010/main"/>
-                      </a:ext>
-                    </a:extLst>
-                  </pic:spPr>
-                </pic:pic>
-              </a:graphicData>
-            </a:graphic>
-          </wp:inline>
-        </w:drawing>
+        <w:numPr>
+          <w:ilvl w:val="0"/>
+          <w:numId w:val="8"/>
+        </w:numPr>
+        <w:shd w:val="clear" w:color="auto" w:fill="D5DCE4" w:themeFill="text2" w:themeFillTint="33"/>
+        <w:tabs>
+          <w:tab w:val="clear" w:pos="720"/>
+          <w:tab w:val="num" w:pos="1776"/>
+        </w:tabs>
+        <w:ind w:left="1776"/>
+        <w:rPr>
+          <w:bCs/>
+          <w:i/>
+          <w:iCs/>
+          <w:sz w:val="24"/>
+        </w:rPr>
+      </w:pPr>
+      <w:r>
+        <w:rPr>
+          <w:rFonts w:ascii="Segoe UI Emoji" w:hAnsi="Segoe UI Emoji" w:cs="Segoe UI Emoji"/>
+          <w:bCs/>
+          <w:i/>
+          <w:iCs/>
+          <w:sz w:val="24"/>
+        </w:rPr>
+        <w:t>📁</w:t>
+      </w:r>
+      <w:r>
+        <w:rPr>
+          <w:bCs/>
+          <w:i/>
+          <w:iCs/>
+          <w:sz w:val="24"/>
+        </w:rPr>
+        <w:t xml:space="preserve"> </w:t>
+      </w:r>
+      <w:r>
+        <w:rPr>
+          <w:b/>
+          <w:bCs/>
+          <w:i/>
+          <w:iCs/>
+          <w:sz w:val="24"/>
+        </w:rPr>
+        <w:t>Formulario: Rutinas</w:t>
+      </w:r>
+      <w:r>
+        <w:rPr>
+          <w:bCs/>
+          <w:i/>
+          <w:iCs/>
+          <w:sz w:val="24"/>
+        </w:rPr>
+        <w:t xml:space="preserve"> [3 activos] ^</w:t>
+      </w:r>
+    </w:p>
+    <w:p>
+      <w:pPr>
+        <w:pStyle w:val="Prrafodelista"/>
+        <w:numPr>
+          <w:ilvl w:val="1"/>
+          <w:numId w:val="8"/>
+        </w:numPr>
+        <w:shd w:val="clear" w:color="auto" w:fill="D5DCE4" w:themeFill="text2" w:themeFillTint="33"/>
+        <w:tabs>
+          <w:tab w:val="clear" w:pos="1440"/>
+          <w:tab w:val="num" w:pos="2496"/>
+        </w:tabs>
+        <w:ind w:left="2496"/>
+        <w:rPr>
+          <w:bCs/>
+          <w:i/>
+          <w:iCs/>
+          <w:sz w:val="24"/>
+        </w:rPr>
+      </w:pPr>
+      <w:r>
+        <w:rPr>
+          <w:rFonts w:ascii="Segoe UI Emoji" w:hAnsi="Segoe UI Emoji" w:cs="Segoe UI Emoji"/>
+          <w:bCs/>
+          <w:i/>
+          <w:iCs/>
+          <w:sz w:val="24"/>
+        </w:rPr>
+        <w:t>✅</w:t>
+      </w:r>
+      <w:r>
+        <w:rPr>
+          <w:bCs/>
+          <w:i/>
+          <w:iCs/>
+          <w:sz w:val="24"/>
+        </w:rPr>
+        <w:t xml:space="preserve"> </w:t>
+      </w:r>
+      <w:r>
+        <w:rPr>
+          <w:b/>
+          <w:bCs/>
+          <w:i/>
+          <w:iCs/>
+          <w:sz w:val="24"/>
+        </w:rPr>
+        <w:t>Ver Rutinas</w:t>
+      </w:r>
+      <w:r>
+        <w:rPr>
+          <w:bCs/>
+          <w:i/>
+          <w:iCs/>
+          <w:sz w:val="24"/>
+        </w:rPr>
+        <w:t xml:space="preserve"> (Pintado en verde/azul)</w:t>
+      </w:r>
+    </w:p>
+    <w:p>
+      <w:pPr>
+        <w:pStyle w:val="Prrafodelista"/>
+        <w:numPr>
+          <w:ilvl w:val="1"/>
+          <w:numId w:val="8"/>
+        </w:numPr>
+        <w:shd w:val="clear" w:color="auto" w:fill="D5DCE4" w:themeFill="text2" w:themeFillTint="33"/>
+        <w:tabs>
+          <w:tab w:val="clear" w:pos="1440"/>
+          <w:tab w:val="num" w:pos="2496"/>
+        </w:tabs>
+        <w:ind w:left="2496"/>
+        <w:rPr>
+          <w:bCs/>
+          <w:i/>
+          <w:iCs/>
+          <w:sz w:val="24"/>
+        </w:rPr>
+      </w:pPr>
+      <w:r>
+        <w:rPr>
+          <w:rFonts w:ascii="Segoe UI Emoji" w:hAnsi="Segoe UI Emoji" w:cs="Segoe UI Emoji"/>
+          <w:bCs/>
+          <w:i/>
+          <w:iCs/>
+          <w:sz w:val="24"/>
+        </w:rPr>
+        <w:t>✅</w:t>
+      </w:r>
+      <w:r>
+        <w:rPr>
+          <w:bCs/>
+          <w:i/>
+          <w:iCs/>
+          <w:sz w:val="24"/>
+        </w:rPr>
+        <w:t xml:space="preserve"> </w:t>
+      </w:r>
+      <w:r>
+        <w:rPr>
+          <w:b/>
+          <w:bCs/>
+          <w:i/>
+          <w:iCs/>
+          <w:sz w:val="24"/>
+        </w:rPr>
+        <w:t>Crear Rutina</w:t>
+      </w:r>
+      <w:r>
+        <w:rPr>
+          <w:bCs/>
+          <w:i/>
+          <w:iCs/>
+          <w:sz w:val="24"/>
+        </w:rPr>
+        <w:t xml:space="preserve"> (Pintado en verde/azul)</w:t>
+      </w:r>
+    </w:p>
+    <w:p>
+      <w:pPr>
+        <w:pStyle w:val="Prrafodelista"/>
+        <w:numPr>
+          <w:ilvl w:val="1"/>
+          <w:numId w:val="8"/>
+        </w:numPr>
+        <w:shd w:val="clear" w:color="auto" w:fill="D5DCE4" w:themeFill="text2" w:themeFillTint="33"/>
+        <w:tabs>
+          <w:tab w:val="clear" w:pos="1440"/>
+          <w:tab w:val="num" w:pos="2496"/>
+        </w:tabs>
+        <w:ind w:left="2496"/>
+        <w:rPr>
+          <w:bCs/>
+          <w:i/>
+          <w:iCs/>
+          <w:sz w:val="24"/>
+        </w:rPr>
+      </w:pPr>
+      <w:r>
+        <w:rPr>
+          <w:rFonts w:ascii="Segoe UI Emoji" w:hAnsi="Segoe UI Emoji" w:cs="Segoe UI Emoji"/>
+          <w:bCs/>
+          <w:i/>
+          <w:iCs/>
+          <w:sz w:val="24"/>
+        </w:rPr>
+        <w:t>✅</w:t>
+      </w:r>
+      <w:r>
+        <w:rPr>
+          <w:bCs/>
+          <w:i/>
+          <w:iCs/>
+          <w:sz w:val="24"/>
+        </w:rPr>
+        <w:t xml:space="preserve"> </w:t>
+      </w:r>
+      <w:r>
+        <w:rPr>
+          <w:b/>
+          <w:bCs/>
+          <w:i/>
+          <w:iCs/>
+          <w:sz w:val="24"/>
+        </w:rPr>
+        <w:t>Asignar Ejercicios</w:t>
+      </w:r>
+      <w:r>
+        <w:rPr>
+          <w:bCs/>
+          <w:i/>
+          <w:iCs/>
+          <w:sz w:val="24"/>
+        </w:rPr>
+        <w:t xml:space="preserve"> (Pintado en verde/azul)</w:t>
+      </w:r>
+    </w:p>
+    <w:p>
+      <w:pPr>
+        <w:pStyle w:val="Prrafodelista"/>
+        <w:numPr>
+          <w:ilvl w:val="1"/>
+          <w:numId w:val="8"/>
+        </w:numPr>
+        <w:shd w:val="clear" w:color="auto" w:fill="D5DCE4" w:themeFill="text2" w:themeFillTint="33"/>
+        <w:tabs>
+          <w:tab w:val="clear" w:pos="1440"/>
+          <w:tab w:val="num" w:pos="2496"/>
+        </w:tabs>
+        <w:ind w:left="2496"/>
+        <w:rPr>
+          <w:bCs/>
+          <w:i/>
+          <w:iCs/>
+          <w:sz w:val="24"/>
+        </w:rPr>
+      </w:pPr>
+      <w:r>
+        <w:rPr>
+          <w:rFonts w:ascii="Segoe UI Emoji" w:hAnsi="Segoe UI Emoji" w:cs="Segoe UI Emoji"/>
+          <w:bCs/>
+          <w:i/>
+          <w:iCs/>
+          <w:sz w:val="24"/>
+        </w:rPr>
+        <w:t>⚪</w:t>
+      </w:r>
+      <w:r>
+        <w:rPr>
+          <w:bCs/>
+          <w:i/>
+          <w:iCs/>
+          <w:sz w:val="24"/>
+        </w:rPr>
+        <w:t xml:space="preserve"> Eliminar Historial (</w:t>
+      </w:r>
+      <w:proofErr w:type="spellStart"/>
+      <w:r>
+        <w:rPr>
+          <w:bCs/>
+          <w:i/>
+          <w:iCs/>
+          <w:sz w:val="24"/>
+        </w:rPr>
+        <w:t>Grisado</w:t>
+      </w:r>
+      <w:proofErr w:type="spellEnd"/>
+      <w:r>
+        <w:rPr>
+          <w:bCs/>
+          <w:i/>
+          <w:iCs/>
+          <w:sz w:val="24"/>
+        </w:rPr>
+        <w:t>/Desactivado)</w:t>
+      </w:r>
+    </w:p>
+    <w:p>
+      <w:pPr>
+        <w:pStyle w:val="Prrafodelista"/>
+        <w:numPr>
+          <w:ilvl w:val="0"/>
+          <w:numId w:val="8"/>
+        </w:numPr>
+        <w:shd w:val="clear" w:color="auto" w:fill="D5DCE4" w:themeFill="text2" w:themeFillTint="33"/>
+        <w:tabs>
+          <w:tab w:val="clear" w:pos="720"/>
+          <w:tab w:val="num" w:pos="1776"/>
+        </w:tabs>
+        <w:ind w:left="1776"/>
+        <w:rPr>
+          <w:bCs/>
+          <w:i/>
+          <w:iCs/>
+          <w:sz w:val="24"/>
+        </w:rPr>
+      </w:pPr>
+      <w:r>
+        <w:rPr>
+          <w:rFonts w:ascii="Segoe UI Emoji" w:hAnsi="Segoe UI Emoji" w:cs="Segoe UI Emoji"/>
+          <w:bCs/>
+          <w:i/>
+          <w:iCs/>
+          <w:sz w:val="24"/>
+        </w:rPr>
+        <w:t>📁</w:t>
+      </w:r>
+      <w:r>
+        <w:rPr>
+          <w:bCs/>
+          <w:i/>
+          <w:iCs/>
+          <w:sz w:val="24"/>
+        </w:rPr>
+        <w:t xml:space="preserve"> </w:t>
+      </w:r>
+      <w:r>
+        <w:rPr>
+          <w:b/>
+          <w:bCs/>
+          <w:i/>
+          <w:iCs/>
+          <w:sz w:val="24"/>
+        </w:rPr>
+        <w:t>Formulario: Pagos</w:t>
+      </w:r>
+      <w:r>
+        <w:rPr>
+          <w:bCs/>
+          <w:i/>
+          <w:iCs/>
+          <w:sz w:val="24"/>
+        </w:rPr>
+        <w:t xml:space="preserve"> [1 activo] ^</w:t>
+      </w:r>
+    </w:p>
+    <w:p>
+      <w:pPr>
+        <w:pStyle w:val="Prrafodelista"/>
+        <w:numPr>
+          <w:ilvl w:val="1"/>
+          <w:numId w:val="8"/>
+        </w:numPr>
+        <w:shd w:val="clear" w:color="auto" w:fill="D5DCE4" w:themeFill="text2" w:themeFillTint="33"/>
+        <w:tabs>
+          <w:tab w:val="clear" w:pos="1440"/>
+          <w:tab w:val="num" w:pos="2496"/>
+        </w:tabs>
+        <w:ind w:left="2496"/>
+        <w:rPr>
+          <w:bCs/>
+          <w:i/>
+          <w:iCs/>
+          <w:sz w:val="24"/>
+        </w:rPr>
+      </w:pPr>
+      <w:r>
+        <w:rPr>
+          <w:rFonts w:ascii="Segoe UI Emoji" w:hAnsi="Segoe UI Emoji" w:cs="Segoe UI Emoji"/>
+          <w:bCs/>
+          <w:i/>
+          <w:iCs/>
+          <w:sz w:val="24"/>
+        </w:rPr>
+        <w:t>✅</w:t>
+      </w:r>
+      <w:r>
+        <w:rPr>
+          <w:bCs/>
+          <w:i/>
+          <w:iCs/>
+          <w:sz w:val="24"/>
+        </w:rPr>
+        <w:t xml:space="preserve"> </w:t>
+      </w:r>
+      <w:r>
+        <w:rPr>
+          <w:b/>
+          <w:bCs/>
+          <w:i/>
+          <w:iCs/>
+          <w:sz w:val="24"/>
+        </w:rPr>
+        <w:t>Consultar Saldo</w:t>
+      </w:r>
+      <w:r>
+        <w:rPr>
+          <w:bCs/>
+          <w:i/>
+          <w:iCs/>
+          <w:sz w:val="24"/>
+        </w:rPr>
+        <w:t xml:space="preserve"> (Pintado)</w:t>
+      </w:r>
+    </w:p>
+    <w:p>
+      <w:pPr>
+        <w:pStyle w:val="Prrafodelista"/>
+        <w:numPr>
+          <w:ilvl w:val="1"/>
+          <w:numId w:val="8"/>
+        </w:numPr>
+        <w:shd w:val="clear" w:color="auto" w:fill="D5DCE4" w:themeFill="text2" w:themeFillTint="33"/>
+        <w:tabs>
+          <w:tab w:val="clear" w:pos="1440"/>
+          <w:tab w:val="num" w:pos="2496"/>
+        </w:tabs>
+        <w:ind w:left="2496"/>
+        <w:rPr>
+          <w:bCs/>
+          <w:i/>
+          <w:iCs/>
+          <w:sz w:val="24"/>
+        </w:rPr>
+      </w:pPr>
+      <w:r>
+        <w:rPr>
+          <w:rFonts w:ascii="Segoe UI Emoji" w:hAnsi="Segoe UI Emoji" w:cs="Segoe UI Emoji"/>
+          <w:bCs/>
+          <w:i/>
+          <w:iCs/>
+          <w:sz w:val="24"/>
+        </w:rPr>
+        <w:t>⚪</w:t>
+      </w:r>
+      <w:r>
+        <w:rPr>
+          <w:bCs/>
+          <w:i/>
+          <w:iCs/>
+          <w:sz w:val="24"/>
+        </w:rPr>
+        <w:t xml:space="preserve"> Registrar Pago (</w:t>
+      </w:r>
+      <w:proofErr w:type="spellStart"/>
+      <w:r>
+        <w:rPr>
+          <w:bCs/>
+          <w:i/>
+          <w:iCs/>
+          <w:sz w:val="24"/>
+        </w:rPr>
+        <w:t>Grisado</w:t>
+      </w:r>
+      <w:proofErr w:type="spellEnd"/>
+      <w:r>
+        <w:rPr>
+          <w:bCs/>
+          <w:i/>
+          <w:iCs/>
+          <w:sz w:val="24"/>
+        </w:rPr>
+        <w:t>)</w:t>
+      </w:r>
+    </w:p>
+    <w:p>
+      <w:pPr>
+        <w:pStyle w:val="Prrafodelista"/>
+        <w:numPr>
+          <w:ilvl w:val="1"/>
+          <w:numId w:val="8"/>
+        </w:numPr>
+        <w:shd w:val="clear" w:color="auto" w:fill="D5DCE4" w:themeFill="text2" w:themeFillTint="33"/>
+        <w:tabs>
+          <w:tab w:val="clear" w:pos="1440"/>
+          <w:tab w:val="num" w:pos="2496"/>
+        </w:tabs>
+        <w:ind w:left="2496"/>
+        <w:rPr>
+          <w:bCs/>
+          <w:i/>
+          <w:iCs/>
+          <w:sz w:val="24"/>
+        </w:rPr>
+      </w:pPr>
+      <w:r>
+        <w:rPr>
+          <w:rFonts w:ascii="Segoe UI Emoji" w:hAnsi="Segoe UI Emoji" w:cs="Segoe UI Emoji"/>
+          <w:bCs/>
+          <w:i/>
+          <w:iCs/>
+          <w:sz w:val="24"/>
+        </w:rPr>
+        <w:t>⚪</w:t>
+      </w:r>
+      <w:r>
+        <w:rPr>
+          <w:bCs/>
+          <w:i/>
+          <w:iCs/>
+          <w:sz w:val="24"/>
+        </w:rPr>
+        <w:t xml:space="preserve"> Anular Factura (</w:t>
+      </w:r>
+      <w:proofErr w:type="spellStart"/>
+      <w:r>
+        <w:rPr>
+          <w:bCs/>
+          <w:i/>
+          <w:iCs/>
+          <w:sz w:val="24"/>
+        </w:rPr>
+        <w:t>Grisado</w:t>
+      </w:r>
+      <w:proofErr w:type="spellEnd"/>
+      <w:r>
+        <w:rPr>
+          <w:bCs/>
+          <w:i/>
+          <w:iCs/>
+          <w:sz w:val="24"/>
+        </w:rPr>
+        <w:t>)</w:t>
+      </w:r>
+    </w:p>
+    <w:p>
+      <w:pPr>
+        <w:pStyle w:val="Prrafodelista"/>
+        <w:numPr>
+          <w:ilvl w:val="0"/>
+          <w:numId w:val="8"/>
+        </w:numPr>
+        <w:shd w:val="clear" w:color="auto" w:fill="D5DCE4" w:themeFill="text2" w:themeFillTint="33"/>
+        <w:tabs>
+          <w:tab w:val="clear" w:pos="720"/>
+          <w:tab w:val="num" w:pos="1776"/>
+        </w:tabs>
+        <w:ind w:left="1776"/>
+        <w:rPr>
+          <w:bCs/>
+          <w:i/>
+          <w:iCs/>
+          <w:sz w:val="24"/>
+        </w:rPr>
+      </w:pPr>
+      <w:r>
+        <w:rPr>
+          <w:rFonts w:ascii="Segoe UI Emoji" w:hAnsi="Segoe UI Emoji" w:cs="Segoe UI Emoji"/>
+          <w:bCs/>
+          <w:i/>
+          <w:iCs/>
+          <w:sz w:val="24"/>
+        </w:rPr>
+        <w:t>📁</w:t>
+      </w:r>
+      <w:r>
+        <w:rPr>
+          <w:bCs/>
+          <w:i/>
+          <w:iCs/>
+          <w:sz w:val="24"/>
+        </w:rPr>
+        <w:t xml:space="preserve"> </w:t>
+      </w:r>
+      <w:r>
+        <w:rPr>
+          <w:b/>
+          <w:bCs/>
+          <w:i/>
+          <w:iCs/>
+          <w:sz w:val="24"/>
+        </w:rPr>
+        <w:t>Formulario: Configuración</w:t>
+      </w:r>
+      <w:r>
+        <w:rPr>
+          <w:bCs/>
+          <w:i/>
+          <w:iCs/>
+          <w:sz w:val="24"/>
+        </w:rPr>
+        <w:t xml:space="preserve"> [0 activos] ᵥ (Cerrado)</w:t>
+      </w:r>
+    </w:p>
+    <w:p>
+      <w:pPr>
+        <w:pStyle w:val="Prrafodelista"/>
+        <w:shd w:val="clear" w:color="auto" w:fill="D5DCE4" w:themeFill="text2" w:themeFillTint="33"/>
+        <w:ind w:left="1776" w:firstLine="696"/>
+        <w:rPr>
+          <w:bCs/>
+          <w:i/>
+          <w:iCs/>
+          <w:sz w:val="24"/>
+        </w:rPr>
+      </w:pPr>
+      <w:r>
+        <w:rPr>
+          <w:bCs/>
+          <w:i/>
+          <w:iCs/>
+          <w:sz w:val="24"/>
+        </w:rPr>
+        <w:t>¿Hay alguna otra sección o documento que necesites que transcriba para ti?</w:t>
       </w:r>
     </w:p>
     <w:p>
@@ -1758,13 +2335,15 @@
         </w:numPr>
         <w:rPr>
           <w:bCs/>
-          <w:sz w:val="24"/>
-          <w:lang w:val="es-ES"/>
-        </w:rPr>
-      </w:pPr>
-      <w:r>
-        <w:rPr>
-          <w:bCs/>
+          <w:color w:val="EE0000"/>
+          <w:sz w:val="24"/>
+          <w:lang w:val="es-ES"/>
+        </w:rPr>
+      </w:pPr>
+      <w:r>
+        <w:rPr>
+          <w:bCs/>
+          <w:color w:val="EE0000"/>
           <w:sz w:val="24"/>
           <w:lang w:val="es-ES"/>
         </w:rPr>
@@ -1774,6 +2353,7 @@
         <w:rPr>
           <w:b/>
           <w:bCs/>
+          <w:color w:val="EE0000"/>
           <w:sz w:val="24"/>
           <w:lang w:val="es-ES"/>
         </w:rPr>
@@ -1782,6 +2362,7 @@
       <w:r>
         <w:rPr>
           <w:bCs/>
+          <w:color w:val="EE0000"/>
           <w:sz w:val="24"/>
           <w:lang w:val="es-ES"/>
         </w:rPr>
@@ -1790,6 +2371,7 @@
       <w:r>
         <w:rPr>
           <w:bCs/>
+          <w:color w:val="EE0000"/>
           <w:sz w:val="24"/>
           <w:lang w:val="es-ES"/>
         </w:rPr>
@@ -1798,6 +2380,7 @@
       <w:r>
         <w:rPr>
           <w:bCs/>
+          <w:color w:val="EE0000"/>
           <w:sz w:val="24"/>
           <w:lang w:val="es-ES"/>
         </w:rPr>
@@ -1807,6 +2390,7 @@
         <w:rPr>
           <w:b/>
           <w:bCs/>
+          <w:color w:val="EE0000"/>
           <w:sz w:val="24"/>
           <w:lang w:val="es-ES"/>
         </w:rPr>
@@ -1817,6 +2401,7 @@
         <w:rPr>
           <w:b/>
           <w:bCs/>
+          <w:color w:val="EE0000"/>
           <w:sz w:val="24"/>
           <w:lang w:val="es-ES"/>
         </w:rPr>
@@ -1827,6 +2412,7 @@
         <w:rPr>
           <w:b/>
           <w:bCs/>
+          <w:color w:val="EE0000"/>
           <w:sz w:val="24"/>
           <w:lang w:val="es-ES"/>
         </w:rPr>
@@ -1835,6 +2421,7 @@
       <w:r>
         <w:rPr>
           <w:bCs/>
+          <w:color w:val="EE0000"/>
           <w:sz w:val="24"/>
           <w:lang w:val="es-ES"/>
         </w:rPr>
@@ -1843,6 +2430,7 @@
       <w:r>
         <w:rPr>
           <w:bCs/>
+          <w:color w:val="EE0000"/>
           <w:sz w:val="24"/>
           <w:lang w:val="es-ES"/>
         </w:rPr>
@@ -1851,6 +2439,7 @@
       <w:r>
         <w:rPr>
           <w:bCs/>
+          <w:color w:val="EE0000"/>
           <w:sz w:val="24"/>
           <w:lang w:val="es-ES"/>
         </w:rPr>
@@ -1859,6 +2448,7 @@
       <w:r>
         <w:rPr>
           <w:bCs/>
+          <w:color w:val="EE0000"/>
           <w:sz w:val="24"/>
           <w:lang w:val="es-ES"/>
         </w:rPr>
@@ -1867,6 +2457,7 @@
       <w:r>
         <w:rPr>
           <w:bCs/>
+          <w:color w:val="EE0000"/>
           <w:sz w:val="24"/>
           <w:lang w:val="es-ES"/>
         </w:rPr>
@@ -1875,6 +2466,7 @@
       <w:r>
         <w:rPr>
           <w:bCs/>
+          <w:color w:val="EE0000"/>
           <w:sz w:val="24"/>
           <w:lang w:val="es-ES"/>
         </w:rPr>
@@ -1883,6 +2475,7 @@
       <w:r>
         <w:rPr>
           <w:bCs/>
+          <w:color w:val="EE0000"/>
           <w:sz w:val="24"/>
           <w:lang w:val="es-ES"/>
         </w:rPr>
@@ -1891,6 +2484,7 @@
       <w:r>
         <w:rPr>
           <w:bCs/>
+          <w:color w:val="EE0000"/>
           <w:sz w:val="24"/>
           <w:lang w:val="es-ES"/>
         </w:rPr>
@@ -1900,6 +2494,7 @@
       <w:r>
         <w:rPr>
           <w:bCs/>
+          <w:color w:val="EE0000"/>
           <w:sz w:val="24"/>
           <w:highlight w:val="yellow"/>
           <w:lang w:val="es-ES"/>
@@ -1910,6 +2505,7 @@
       <w:r>
         <w:rPr>
           <w:bCs/>
+          <w:color w:val="EE0000"/>
           <w:sz w:val="24"/>
           <w:lang w:val="es-ES"/>
         </w:rPr>
@@ -1918,6 +2514,7 @@
       <w:r>
         <w:rPr>
           <w:bCs/>
+          <w:color w:val="EE0000"/>
           <w:sz w:val="24"/>
           <w:lang w:val="es-ES"/>
         </w:rPr>
@@ -1927,6 +2524,7 @@
       <w:r>
         <w:rPr>
           <w:bCs/>
+          <w:color w:val="EE0000"/>
           <w:sz w:val="24"/>
           <w:lang w:val="es-ES"/>
         </w:rPr>
@@ -1936,6 +2534,7 @@
       <w:r>
         <w:rPr>
           <w:bCs/>
+          <w:color w:val="EE0000"/>
           <w:sz w:val="24"/>
           <w:lang w:val="es-ES"/>
         </w:rPr>
@@ -2487,96 +3086,103 @@
           <w:bCs/>
           <w:sz w:val="24"/>
         </w:rPr>
+        <w:t>POST api/Auth/</w:t>
+      </w:r>
+      <w:proofErr w:type="spellStart"/>
+      <w:r>
+        <w:rPr>
+          <w:bCs/>
+          <w:sz w:val="24"/>
+        </w:rPr>
+        <w:t>change-password</w:t>
+      </w:r>
+      <w:proofErr w:type="spellEnd"/>
+      <w:r>
+        <w:rPr>
+          <w:bCs/>
+          <w:sz w:val="24"/>
+        </w:rPr>
+        <w:t xml:space="preserve"> </w:t>
+      </w:r>
+      <w:r>
+        <w:rPr>
+          <w:bCs/>
+          <w:sz w:val="24"/>
+        </w:rPr>
+        <w:sym w:font="Wingdings" w:char="F0E0"/>
+      </w:r>
+      <w:r>
+        <w:rPr>
+          <w:bCs/>
+          <w:sz w:val="24"/>
+        </w:rPr>
+        <w:t xml:space="preserve"> REQ: </w:t>
+      </w:r>
+      <w:proofErr w:type="spellStart"/>
+      <w:r>
+        <w:rPr>
+          <w:bCs/>
+          <w:sz w:val="24"/>
+        </w:rPr>
+        <w:t>ChangePasswordRequestDto</w:t>
+      </w:r>
+      <w:proofErr w:type="spellEnd"/>
+      <w:r>
+        <w:rPr>
+          <w:bCs/>
+          <w:sz w:val="24"/>
+        </w:rPr>
+        <w:t xml:space="preserve"> </w:t>
+      </w:r>
+      <w:r>
+        <w:rPr>
+          <w:lang w:val="es-ES"/>
+        </w:rPr>
+        <w:sym w:font="Wingdings" w:char="F0E0"/>
+      </w:r>
+      <w:r>
+        <w:rPr>
+          <w:bCs/>
+          <w:sz w:val="24"/>
+          <w:lang w:val="es-ES"/>
+        </w:rPr>
+        <w:t xml:space="preserve"> </w:t>
+      </w:r>
+      <w:r>
+        <w:rPr>
+          <w:bCs/>
+          <w:sz w:val="24"/>
+        </w:rPr>
+        <w:t>Front:</w:t>
+      </w:r>
+      <w:r>
+        <w:rPr>
+          <w:bCs/>
+          <w:sz w:val="24"/>
+        </w:rPr>
+        <w:t xml:space="preserve"> Sección </w:t>
+      </w:r>
+      <w:r>
+        <w:rPr>
+          <w:bCs/>
+          <w:sz w:val="24"/>
+        </w:rPr>
+        <w:t xml:space="preserve">para cambiar la contraseña autenticado dentro del sistema, </w:t>
+      </w:r>
+      <w:r>
+        <w:rPr>
+          <w:bCs/>
+          <w:sz w:val="24"/>
+        </w:rPr>
+        <w:t xml:space="preserve">se </w:t>
+      </w:r>
+      <w:r>
+        <w:rPr>
+          <w:bCs/>
+          <w:sz w:val="24"/>
+        </w:rPr>
         <w:lastRenderedPageBreak/>
-        <w:t>POST api/Auth/</w:t>
-      </w:r>
-      <w:proofErr w:type="spellStart"/>
-      <w:r>
-        <w:rPr>
-          <w:bCs/>
-          <w:sz w:val="24"/>
-        </w:rPr>
-        <w:t>change-password</w:t>
-      </w:r>
-      <w:proofErr w:type="spellEnd"/>
-      <w:r>
-        <w:rPr>
-          <w:bCs/>
-          <w:sz w:val="24"/>
-        </w:rPr>
-        <w:t xml:space="preserve"> </w:t>
-      </w:r>
-      <w:r>
-        <w:rPr>
-          <w:bCs/>
-          <w:sz w:val="24"/>
-        </w:rPr>
-        <w:sym w:font="Wingdings" w:char="F0E0"/>
-      </w:r>
-      <w:r>
-        <w:rPr>
-          <w:bCs/>
-          <w:sz w:val="24"/>
-        </w:rPr>
-        <w:t xml:space="preserve"> REQ: </w:t>
-      </w:r>
-      <w:proofErr w:type="spellStart"/>
-      <w:r>
-        <w:rPr>
-          <w:bCs/>
-          <w:sz w:val="24"/>
-        </w:rPr>
-        <w:t>ChangePasswordRequestDto</w:t>
-      </w:r>
-      <w:proofErr w:type="spellEnd"/>
-      <w:r>
-        <w:rPr>
-          <w:bCs/>
-          <w:sz w:val="24"/>
-        </w:rPr>
-        <w:t xml:space="preserve"> </w:t>
-      </w:r>
-      <w:r>
-        <w:rPr>
-          <w:lang w:val="es-ES"/>
-        </w:rPr>
-        <w:sym w:font="Wingdings" w:char="F0E0"/>
-      </w:r>
-      <w:r>
-        <w:rPr>
-          <w:bCs/>
-          <w:sz w:val="24"/>
-          <w:lang w:val="es-ES"/>
-        </w:rPr>
-        <w:t xml:space="preserve"> </w:t>
-      </w:r>
-      <w:r>
-        <w:rPr>
-          <w:bCs/>
-          <w:sz w:val="24"/>
-        </w:rPr>
-        <w:t>Front:</w:t>
-      </w:r>
-      <w:r>
-        <w:rPr>
-          <w:bCs/>
-          <w:sz w:val="24"/>
-        </w:rPr>
-        <w:t xml:space="preserve"> Sección </w:t>
-      </w:r>
-      <w:r>
-        <w:rPr>
-          <w:bCs/>
-          <w:sz w:val="24"/>
-        </w:rPr>
-        <w:t xml:space="preserve">para cambiar la contraseña autenticado dentro del sistema, </w:t>
-      </w:r>
-      <w:r>
-        <w:rPr>
-          <w:bCs/>
-          <w:sz w:val="24"/>
-        </w:rPr>
-        <w:t xml:space="preserve">se van a pedir dos campos, </w:t>
+        <w:t xml:space="preserve">van a pedir dos campos, </w:t>
       </w:r>
       <w:r>
         <w:rPr>
@@ -3248,6 +3854,155 @@
     </w:lvl>
   </w:abstractNum>
   <w:abstractNum w:abstractNumId="4" w15:restartNumberingAfterBreak="0">
+    <w:nsid w:val="66AA4C09"/>
+    <w:multiLevelType w:val="multilevel"/>
+    <w:tmpl w:val="8FE00D68"/>
+    <w:lvl w:ilvl="0">
+      <w:start w:val="1"/>
+      <w:numFmt w:val="bullet"/>
+      <w:lvlText w:val=""/>
+      <w:lvlJc w:val="left"/>
+      <w:pPr>
+        <w:tabs>
+          <w:tab w:val="num" w:pos="720"/>
+        </w:tabs>
+        <w:ind w:left="720" w:hanging="360"/>
+      </w:pPr>
+      <w:rPr>
+        <w:rFonts w:ascii="Symbol" w:hAnsi="Symbol" w:hint="default"/>
+        <w:sz w:val="20"/>
+      </w:rPr>
+    </w:lvl>
+    <w:lvl w:ilvl="1">
+      <w:start w:val="1"/>
+      <w:numFmt w:val="bullet"/>
+      <w:lvlText w:val="o"/>
+      <w:lvlJc w:val="left"/>
+      <w:pPr>
+        <w:tabs>
+          <w:tab w:val="num" w:pos="1440"/>
+        </w:tabs>
+        <w:ind w:left="1440" w:hanging="360"/>
+      </w:pPr>
+      <w:rPr>
+        <w:rFonts w:ascii="Courier New" w:hAnsi="Courier New" w:hint="default"/>
+        <w:sz w:val="20"/>
+      </w:rPr>
+    </w:lvl>
+    <w:lvl w:ilvl="2" w:tentative="1">
+      <w:start w:val="1"/>
+      <w:numFmt w:val="bullet"/>
+      <w:lvlText w:val=""/>
+      <w:lvlJc w:val="left"/>
+      <w:pPr>
+        <w:tabs>
+          <w:tab w:val="num" w:pos="2160"/>
+        </w:tabs>
+        <w:ind w:left="2160" w:hanging="360"/>
+      </w:pPr>
+      <w:rPr>
+        <w:rFonts w:ascii="Wingdings" w:hAnsi="Wingdings" w:hint="default"/>
+        <w:sz w:val="20"/>
+      </w:rPr>
+    </w:lvl>
+    <w:lvl w:ilvl="3" w:tentative="1">
+      <w:start w:val="1"/>
+      <w:numFmt w:val="bullet"/>
+      <w:lvlText w:val=""/>
+      <w:lvlJc w:val="left"/>
+      <w:pPr>
+        <w:tabs>
+          <w:tab w:val="num" w:pos="2880"/>
+        </w:tabs>
+        <w:ind w:left="2880" w:hanging="360"/>
+      </w:pPr>
+      <w:rPr>
+        <w:rFonts w:ascii="Wingdings" w:hAnsi="Wingdings" w:hint="default"/>
+        <w:sz w:val="20"/>
+      </w:rPr>
+    </w:lvl>
+    <w:lvl w:ilvl="4" w:tentative="1">
+      <w:start w:val="1"/>
+      <w:numFmt w:val="bullet"/>
+      <w:lvlText w:val=""/>
+      <w:lvlJc w:val="left"/>
+      <w:pPr>
+        <w:tabs>
+          <w:tab w:val="num" w:pos="3600"/>
+        </w:tabs>
+        <w:ind w:left="3600" w:hanging="360"/>
+      </w:pPr>
+      <w:rPr>
+        <w:rFonts w:ascii="Wingdings" w:hAnsi="Wingdings" w:hint="default"/>
+        <w:sz w:val="20"/>
+      </w:rPr>
+    </w:lvl>
+    <w:lvl w:ilvl="5" w:tentative="1">
+      <w:start w:val="1"/>
+      <w:numFmt w:val="bullet"/>
+      <w:lvlText w:val=""/>
+      <w:lvlJc w:val="left"/>
+      <w:pPr>
+        <w:tabs>
+          <w:tab w:val="num" w:pos="4320"/>
+        </w:tabs>
+        <w:ind w:left="4320" w:hanging="360"/>
+      </w:pPr>
+      <w:rPr>
+        <w:rFonts w:ascii="Wingdings" w:hAnsi="Wingdings" w:hint="default"/>
+        <w:sz w:val="20"/>
+      </w:rPr>
+    </w:lvl>
+    <w:lvl w:ilvl="6" w:tentative="1">
+      <w:start w:val="1"/>
+      <w:numFmt w:val="bullet"/>
+      <w:lvlText w:val=""/>
+      <w:lvlJc w:val="left"/>
+      <w:pPr>
+        <w:tabs>
+          <w:tab w:val="num" w:pos="5040"/>
+        </w:tabs>
+        <w:ind w:left="5040" w:hanging="360"/>
+      </w:pPr>
+      <w:rPr>
+        <w:rFonts w:ascii="Wingdings" w:hAnsi="Wingdings" w:hint="default"/>
+        <w:sz w:val="20"/>
+      </w:rPr>
+    </w:lvl>
+    <w:lvl w:ilvl="7" w:tentative="1">
+      <w:start w:val="1"/>
+      <w:numFmt w:val="bullet"/>
+      <w:lvlText w:val=""/>
+      <w:lvlJc w:val="left"/>
+      <w:pPr>
+        <w:tabs>
+          <w:tab w:val="num" w:pos="5760"/>
+        </w:tabs>
+        <w:ind w:left="5760" w:hanging="360"/>
+      </w:pPr>
+      <w:rPr>
+        <w:rFonts w:ascii="Wingdings" w:hAnsi="Wingdings" w:hint="default"/>
+        <w:sz w:val="20"/>
+      </w:rPr>
+    </w:lvl>
+    <w:lvl w:ilvl="8" w:tentative="1">
+      <w:start w:val="1"/>
+      <w:numFmt w:val="bullet"/>
+      <w:lvlText w:val=""/>
+      <w:lvlJc w:val="left"/>
+      <w:pPr>
+        <w:tabs>
+          <w:tab w:val="num" w:pos="6480"/>
+        </w:tabs>
+        <w:ind w:left="6480" w:hanging="360"/>
+      </w:pPr>
+      <w:rPr>
+        <w:rFonts w:ascii="Wingdings" w:hAnsi="Wingdings" w:hint="default"/>
+        <w:sz w:val="20"/>
+      </w:rPr>
+    </w:lvl>
+  </w:abstractNum>
+  <w:abstractNum w:abstractNumId="5" w15:restartNumberingAfterBreak="0">
     <w:nsid w:val="68E84FB8"/>
     <w:multiLevelType w:val="hybridMultilevel"/>
     <w:tmpl w:val="11EE16BA"/>
@@ -3336,7 +4091,7 @@
       </w:pPr>
     </w:lvl>
   </w:abstractNum>
-  <w:abstractNum w:abstractNumId="5" w15:restartNumberingAfterBreak="0">
+  <w:abstractNum w:abstractNumId="6" w15:restartNumberingAfterBreak="0">
     <w:nsid w:val="74FF32B2"/>
     <w:multiLevelType w:val="hybridMultilevel"/>
     <w:tmpl w:val="5EA414A6"/>
@@ -3426,7 +4181,7 @@
       </w:pPr>
     </w:lvl>
   </w:abstractNum>
-  <w:abstractNum w:abstractNumId="6" w15:restartNumberingAfterBreak="0">
+  <w:abstractNum w:abstractNumId="7" w15:restartNumberingAfterBreak="0">
     <w:nsid w:val="7B9F49F8"/>
     <w:multiLevelType w:val="singleLevel"/>
     <w:tmpl w:val="068210A2"/>
@@ -3448,10 +4203,10 @@
     <w:abstractNumId w:val="2"/>
   </w:num>
   <w:num w:numId="3" w16cid:durableId="204756819">
-    <w:abstractNumId w:val="4"/>
+    <w:abstractNumId w:val="5"/>
   </w:num>
   <w:num w:numId="4" w16cid:durableId="776561334">
-    <w:abstractNumId w:val="5"/>
+    <w:abstractNumId w:val="6"/>
   </w:num>
   <w:num w:numId="5" w16cid:durableId="1705866948">
     <w:abstractNumId w:val="3"/>
@@ -3460,7 +4215,10 @@
     <w:abstractNumId w:val="1"/>
   </w:num>
   <w:num w:numId="7" w16cid:durableId="775637589">
-    <w:abstractNumId w:val="6"/>
+    <w:abstractNumId w:val="7"/>
+  </w:num>
+  <w:num w:numId="8" w16cid:durableId="1292252801">
+    <w:abstractNumId w:val="4"/>
   </w:num>
 </w:numbering>
 </file>
@@ -3868,7 +4626,6 @@
   <w:style w:type="character" w:default="1" w:styleId="Fuentedeprrafopredeter">
     <w:name w:val="Default Paragraph Font"/>
     <w:uiPriority w:val="1"/>
-    <w:semiHidden/>
     <w:unhideWhenUsed/>
   </w:style>
   <w:style w:type="table" w:default="1" w:styleId="Tablanormal">
@@ -3931,6 +4688,22 @@
       <w:rFonts w:ascii="Consolas" w:hAnsi="Consolas"/>
       <w:sz w:val="20"/>
       <w:szCs w:val="20"/>
+    </w:rPr>
+  </w:style>
+  <w:style w:type="paragraph" w:styleId="NormalWeb">
+    <w:name w:val="Normal (Web)"/>
+    <w:basedOn w:val="Normal"/>
+    <w:uiPriority w:val="99"/>
+    <w:unhideWhenUsed/>
+    <w:rsid w:val="003511B0"/>
+    <w:pPr>
+      <w:spacing w:before="100" w:beforeAutospacing="1" w:after="100" w:afterAutospacing="1" w:line="240" w:lineRule="auto"/>
+    </w:pPr>
+    <w:rPr>
+      <w:rFonts w:ascii="Times New Roman" w:eastAsia="Times New Roman" w:hAnsi="Times New Roman" w:cs="Times New Roman"/>
+      <w:sz w:val="24"/>
+      <w:szCs w:val="24"/>
+      <w:lang w:eastAsia="es-AR"/>
     </w:rPr>
   </w:style>
 </w:styles>

--- a/Curso_CSharp/Mapas Endpoints/Plan Modulo de Gestion del Gimnasio Usuarios.docx
+++ b/Curso_CSharp/Mapas Endpoints/Plan Modulo de Gestion del Gimnasio Usuarios.docx
@@ -172,7 +172,7 @@
           <w:sz w:val="24"/>
         </w:rPr>
         <w:drawing>
-          <wp:anchor distT="0" distB="0" distL="114300" distR="114300" simplePos="0" relativeHeight="251658240" behindDoc="0" locked="0" layoutInCell="1" allowOverlap="1" wp14:anchorId="47647070" wp14:editId="28320B01">
+          <wp:anchor distT="0" distB="0" distL="114300" distR="114300" simplePos="0" relativeHeight="251658240" behindDoc="0" locked="0" layoutInCell="1" allowOverlap="1" wp14:anchorId="47647070" wp14:editId="4035A12B">
             <wp:simplePos x="0" y="0"/>
             <wp:positionH relativeFrom="margin">
               <wp:posOffset>-960120</wp:posOffset>
@@ -1317,25 +1317,7 @@
           <w:sz w:val="24"/>
           <w:lang w:val="es-ES"/>
         </w:rPr>
-        <w:t xml:space="preserve">ampos de datos personales de un </w:t>
-      </w:r>
-      <w:proofErr w:type="gramStart"/>
-      <w:r>
-        <w:rPr>
-          <w:bCs/>
-          <w:sz w:val="24"/>
-          <w:lang w:val="es-ES"/>
-        </w:rPr>
-        <w:t>Responsable</w:t>
-      </w:r>
-      <w:proofErr w:type="gramEnd"/>
-      <w:r>
-        <w:rPr>
-          <w:bCs/>
-          <w:sz w:val="24"/>
-          <w:lang w:val="es-ES"/>
-        </w:rPr>
-        <w:t xml:space="preserve"> </w:t>
+        <w:t xml:space="preserve">ampos de datos personales de un Responsable </w:t>
       </w:r>
       <w:r>
         <w:rPr>
@@ -1445,23 +1427,7 @@
           <w:bCs/>
           <w:sz w:val="24"/>
         </w:rPr>
-        <w:t xml:space="preserve">a </w:t>
-      </w:r>
-      <w:proofErr w:type="gramStart"/>
-      <w:r>
-        <w:rPr>
-          <w:bCs/>
-          <w:sz w:val="24"/>
-        </w:rPr>
-        <w:t>Responsables</w:t>
-      </w:r>
-      <w:proofErr w:type="gramEnd"/>
-      <w:r>
-        <w:rPr>
-          <w:bCs/>
-          <w:sz w:val="24"/>
-        </w:rPr>
-        <w:t xml:space="preserve"> (No Grupo SOCIO) en </w:t>
+        <w:t xml:space="preserve">a Responsables (No Grupo SOCIO) en </w:t>
       </w:r>
       <w:r>
         <w:rPr>
@@ -1505,7 +1471,6 @@
         <w:t xml:space="preserve">[ Grupos: </w:t>
       </w:r>
       <w:proofErr w:type="spellStart"/>
-      <w:proofErr w:type="gramStart"/>
       <w:r>
         <w:rPr>
           <w:rFonts w:asciiTheme="minorHAnsi" w:hAnsiTheme="minorHAnsi" w:cstheme="minorHAnsi"/>
@@ -1517,28 +1482,7 @@
         <w:rPr>
           <w:rFonts w:asciiTheme="minorHAnsi" w:hAnsiTheme="minorHAnsi" w:cstheme="minorHAnsi"/>
         </w:rPr>
-        <w:t xml:space="preserve"> ]</w:t>
-      </w:r>
-      <w:proofErr w:type="gramEnd"/>
-      <w:r>
-        <w:rPr>
-          <w:rFonts w:asciiTheme="minorHAnsi" w:hAnsiTheme="minorHAnsi" w:cstheme="minorHAnsi"/>
-        </w:rPr>
-        <w:t xml:space="preserve"> [ Grupos: </w:t>
-      </w:r>
-      <w:proofErr w:type="gramStart"/>
-      <w:r>
-        <w:rPr>
-          <w:rFonts w:asciiTheme="minorHAnsi" w:hAnsiTheme="minorHAnsi" w:cstheme="minorHAnsi"/>
-        </w:rPr>
-        <w:t>Instructor ]</w:t>
-      </w:r>
-      <w:proofErr w:type="gramEnd"/>
-      <w:r>
-        <w:rPr>
-          <w:rFonts w:asciiTheme="minorHAnsi" w:hAnsiTheme="minorHAnsi" w:cstheme="minorHAnsi"/>
-        </w:rPr>
-        <w:t xml:space="preserve"> (Chips en la parte superior)</w:t>
+        <w:t xml:space="preserve"> ] [ Grupos: Instructor ] (Chips en la parte superior)</w:t>
       </w:r>
     </w:p>
     <w:p>
@@ -2335,15 +2279,15 @@
         </w:numPr>
         <w:rPr>
           <w:bCs/>
-          <w:color w:val="EE0000"/>
-          <w:sz w:val="24"/>
-          <w:lang w:val="es-ES"/>
-        </w:rPr>
-      </w:pPr>
-      <w:r>
-        <w:rPr>
-          <w:bCs/>
-          <w:color w:val="EE0000"/>
+          <w:color w:val="000000" w:themeColor="text1"/>
+          <w:sz w:val="24"/>
+          <w:lang w:val="es-ES"/>
+        </w:rPr>
+      </w:pPr>
+      <w:r>
+        <w:rPr>
+          <w:bCs/>
+          <w:color w:val="000000" w:themeColor="text1"/>
           <w:sz w:val="24"/>
           <w:lang w:val="es-ES"/>
         </w:rPr>
@@ -2353,7 +2297,7 @@
         <w:rPr>
           <w:b/>
           <w:bCs/>
-          <w:color w:val="EE0000"/>
+          <w:color w:val="000000" w:themeColor="text1"/>
           <w:sz w:val="24"/>
           <w:lang w:val="es-ES"/>
         </w:rPr>
@@ -2362,7 +2306,7 @@
       <w:r>
         <w:rPr>
           <w:bCs/>
-          <w:color w:val="EE0000"/>
+          <w:color w:val="000000" w:themeColor="text1"/>
           <w:sz w:val="24"/>
           <w:lang w:val="es-ES"/>
         </w:rPr>
@@ -2371,7 +2315,7 @@
       <w:r>
         <w:rPr>
           <w:bCs/>
-          <w:color w:val="EE0000"/>
+          <w:color w:val="000000" w:themeColor="text1"/>
           <w:sz w:val="24"/>
           <w:lang w:val="es-ES"/>
         </w:rPr>
@@ -2380,7 +2324,7 @@
       <w:r>
         <w:rPr>
           <w:bCs/>
-          <w:color w:val="EE0000"/>
+          <w:color w:val="000000" w:themeColor="text1"/>
           <w:sz w:val="24"/>
           <w:lang w:val="es-ES"/>
         </w:rPr>
@@ -2390,7 +2334,7 @@
         <w:rPr>
           <w:b/>
           <w:bCs/>
-          <w:color w:val="EE0000"/>
+          <w:color w:val="000000" w:themeColor="text1"/>
           <w:sz w:val="24"/>
           <w:lang w:val="es-ES"/>
         </w:rPr>
@@ -2401,7 +2345,7 @@
         <w:rPr>
           <w:b/>
           <w:bCs/>
-          <w:color w:val="EE0000"/>
+          <w:color w:val="000000" w:themeColor="text1"/>
           <w:sz w:val="24"/>
           <w:lang w:val="es-ES"/>
         </w:rPr>
@@ -2412,7 +2356,7 @@
         <w:rPr>
           <w:b/>
           <w:bCs/>
-          <w:color w:val="EE0000"/>
+          <w:color w:val="000000" w:themeColor="text1"/>
           <w:sz w:val="24"/>
           <w:lang w:val="es-ES"/>
         </w:rPr>
@@ -2421,7 +2365,7 @@
       <w:r>
         <w:rPr>
           <w:bCs/>
-          <w:color w:val="EE0000"/>
+          <w:color w:val="000000" w:themeColor="text1"/>
           <w:sz w:val="24"/>
           <w:lang w:val="es-ES"/>
         </w:rPr>
@@ -2430,7 +2374,7 @@
       <w:r>
         <w:rPr>
           <w:bCs/>
-          <w:color w:val="EE0000"/>
+          <w:color w:val="000000" w:themeColor="text1"/>
           <w:sz w:val="24"/>
           <w:lang w:val="es-ES"/>
         </w:rPr>
@@ -2439,7 +2383,7 @@
       <w:r>
         <w:rPr>
           <w:bCs/>
-          <w:color w:val="EE0000"/>
+          <w:color w:val="000000" w:themeColor="text1"/>
           <w:sz w:val="24"/>
           <w:lang w:val="es-ES"/>
         </w:rPr>
@@ -2448,7 +2392,7 @@
       <w:r>
         <w:rPr>
           <w:bCs/>
-          <w:color w:val="EE0000"/>
+          <w:color w:val="000000" w:themeColor="text1"/>
           <w:sz w:val="24"/>
           <w:lang w:val="es-ES"/>
         </w:rPr>
@@ -2457,7 +2401,7 @@
       <w:r>
         <w:rPr>
           <w:bCs/>
-          <w:color w:val="EE0000"/>
+          <w:color w:val="000000" w:themeColor="text1"/>
           <w:sz w:val="24"/>
           <w:lang w:val="es-ES"/>
         </w:rPr>
@@ -2466,7 +2410,7 @@
       <w:r>
         <w:rPr>
           <w:bCs/>
-          <w:color w:val="EE0000"/>
+          <w:color w:val="000000" w:themeColor="text1"/>
           <w:sz w:val="24"/>
           <w:lang w:val="es-ES"/>
         </w:rPr>
@@ -2475,7 +2419,7 @@
       <w:r>
         <w:rPr>
           <w:bCs/>
-          <w:color w:val="EE0000"/>
+          <w:color w:val="000000" w:themeColor="text1"/>
           <w:sz w:val="24"/>
           <w:lang w:val="es-ES"/>
         </w:rPr>
@@ -2484,7 +2428,7 @@
       <w:r>
         <w:rPr>
           <w:bCs/>
-          <w:color w:val="EE0000"/>
+          <w:color w:val="000000" w:themeColor="text1"/>
           <w:sz w:val="24"/>
           <w:lang w:val="es-ES"/>
         </w:rPr>
@@ -2494,7 +2438,7 @@
       <w:r>
         <w:rPr>
           <w:bCs/>
-          <w:color w:val="EE0000"/>
+          <w:color w:val="000000" w:themeColor="text1"/>
           <w:sz w:val="24"/>
           <w:highlight w:val="yellow"/>
           <w:lang w:val="es-ES"/>
@@ -2505,7 +2449,7 @@
       <w:r>
         <w:rPr>
           <w:bCs/>
-          <w:color w:val="EE0000"/>
+          <w:color w:val="000000" w:themeColor="text1"/>
           <w:sz w:val="24"/>
           <w:lang w:val="es-ES"/>
         </w:rPr>
@@ -2514,7 +2458,7 @@
       <w:r>
         <w:rPr>
           <w:bCs/>
-          <w:color w:val="EE0000"/>
+          <w:color w:val="000000" w:themeColor="text1"/>
           <w:sz w:val="24"/>
           <w:lang w:val="es-ES"/>
         </w:rPr>
@@ -2524,7 +2468,7 @@
       <w:r>
         <w:rPr>
           <w:bCs/>
-          <w:color w:val="EE0000"/>
+          <w:color w:val="000000" w:themeColor="text1"/>
           <w:sz w:val="24"/>
           <w:lang w:val="es-ES"/>
         </w:rPr>
@@ -2534,7 +2478,7 @@
       <w:r>
         <w:rPr>
           <w:bCs/>
-          <w:color w:val="EE0000"/>
+          <w:color w:val="000000" w:themeColor="text1"/>
           <w:sz w:val="24"/>
           <w:lang w:val="es-ES"/>
         </w:rPr>
@@ -2617,7 +2561,6 @@
         <w:t xml:space="preserve"> RES: </w:t>
       </w:r>
       <w:proofErr w:type="spellStart"/>
-      <w:proofErr w:type="gramStart"/>
       <w:r>
         <w:rPr>
           <w:b/>
@@ -2637,7 +2580,6 @@
         </w:rPr>
         <w:t>?</w:t>
       </w:r>
-      <w:proofErr w:type="gramEnd"/>
       <w:r>
         <w:rPr>
           <w:bCs/>
@@ -2963,7 +2905,6 @@
         <w:t xml:space="preserve">, RES: </w:t>
       </w:r>
       <w:proofErr w:type="spellStart"/>
-      <w:proofErr w:type="gramStart"/>
       <w:r>
         <w:rPr>
           <w:b/>
@@ -2983,7 +2924,6 @@
         </w:rPr>
         <w:t>?</w:t>
       </w:r>
-      <w:proofErr w:type="gramEnd"/>
       <w:r>
         <w:rPr>
           <w:bCs/>
@@ -3077,16 +3017,31 @@
           <w:numId w:val="6"/>
         </w:numPr>
         <w:rPr>
-          <w:bCs/>
-          <w:sz w:val="24"/>
-        </w:rPr>
-      </w:pPr>
-      <w:r>
-        <w:rPr>
-          <w:bCs/>
-          <w:sz w:val="24"/>
-        </w:rPr>
-        <w:t>POST api/Auth/</w:t>
+          <w:b/>
+          <w:bCs/>
+          <w:sz w:val="24"/>
+        </w:rPr>
+      </w:pPr>
+      <w:r>
+        <w:rPr>
+          <w:bCs/>
+          <w:sz w:val="24"/>
+        </w:rPr>
+        <w:t xml:space="preserve">POST </w:t>
+      </w:r>
+      <w:r>
+        <w:rPr>
+          <w:bCs/>
+          <w:sz w:val="24"/>
+        </w:rPr>
+        <w:t>api/Auth/</w:t>
+      </w:r>
+      <w:r>
+        <w:rPr>
+          <w:bCs/>
+          <w:sz w:val="24"/>
+        </w:rPr>
+        <w:t>responsables/{</w:t>
       </w:r>
       <w:proofErr w:type="spellStart"/>
       <w:r>
@@ -3094,7 +3049,7 @@
           <w:bCs/>
           <w:sz w:val="24"/>
         </w:rPr>
-        <w:t>change-password</w:t>
+        <w:t>idUsuario:int</w:t>
       </w:r>
       <w:proofErr w:type="spellEnd"/>
       <w:r>
@@ -3102,8 +3057,33 @@
           <w:bCs/>
           <w:sz w:val="24"/>
         </w:rPr>
+        <w:t>}/</w:t>
+      </w:r>
+      <w:proofErr w:type="spellStart"/>
+      <w:r>
+        <w:rPr>
+          <w:bCs/>
+          <w:sz w:val="24"/>
+        </w:rPr>
+        <w:t>change-</w:t>
+      </w:r>
+      <w:bookmarkStart w:id="2" w:name="_Hlk232176443"/>
+      <w:r>
+        <w:rPr>
+          <w:bCs/>
+          <w:sz w:val="24"/>
+        </w:rPr>
+        <w:t>password</w:t>
+      </w:r>
+      <w:proofErr w:type="spellEnd"/>
+      <w:r>
+        <w:rPr>
+          <w:bCs/>
+          <w:sz w:val="24"/>
+        </w:rPr>
         <w:t xml:space="preserve"> </w:t>
       </w:r>
+      <w:bookmarkEnd w:id="2"/>
       <w:r>
         <w:rPr>
           <w:bCs/>
@@ -3116,7 +3096,14 @@
           <w:bCs/>
           <w:sz w:val="24"/>
         </w:rPr>
-        <w:t xml:space="preserve"> REQ: </w:t>
+        <w:t xml:space="preserve"> </w:t>
+      </w:r>
+      <w:r>
+        <w:rPr>
+          <w:bCs/>
+          <w:sz w:val="24"/>
+        </w:rPr>
+        <w:t xml:space="preserve">REQ: </w:t>
       </w:r>
       <w:proofErr w:type="spellStart"/>
       <w:r>
@@ -3153,28 +3140,14 @@
           <w:bCs/>
           <w:sz w:val="24"/>
         </w:rPr>
-        <w:t>Front:</w:t>
-      </w:r>
-      <w:r>
-        <w:rPr>
-          <w:bCs/>
-          <w:sz w:val="24"/>
-        </w:rPr>
-        <w:t xml:space="preserve"> Sección </w:t>
-      </w:r>
-      <w:r>
-        <w:rPr>
-          <w:bCs/>
-          <w:sz w:val="24"/>
-        </w:rPr>
-        <w:t xml:space="preserve">para cambiar la contraseña autenticado dentro del sistema, </w:t>
-      </w:r>
-      <w:r>
-        <w:rPr>
-          <w:bCs/>
-          <w:sz w:val="24"/>
-        </w:rPr>
-        <w:t xml:space="preserve">se </w:t>
+        <w:t xml:space="preserve">Front: Sección para cambiar la contraseña </w:t>
+      </w:r>
+      <w:r>
+        <w:rPr>
+          <w:bCs/>
+          <w:sz w:val="24"/>
+        </w:rPr>
+        <w:t xml:space="preserve">del </w:t>
       </w:r>
       <w:r>
         <w:rPr>
@@ -3182,21 +3155,14 @@
           <w:sz w:val="24"/>
         </w:rPr>
         <w:lastRenderedPageBreak/>
-        <w:t xml:space="preserve">van a pedir dos campos, </w:t>
-      </w:r>
-      <w:r>
-        <w:rPr>
-          <w:bCs/>
-          <w:sz w:val="24"/>
-        </w:rPr>
-        <w:t>contraseña actual</w:t>
-      </w:r>
-      <w:r>
-        <w:rPr>
-          <w:bCs/>
-          <w:sz w:val="24"/>
-        </w:rPr>
-        <w:t xml:space="preserve"> y la nueva, luego se hace clic a “Cambiar Contraseña” y ahí se arma el </w:t>
+        <w:t>responsable seleccionado</w:t>
+      </w:r>
+      <w:r>
+        <w:rPr>
+          <w:bCs/>
+          <w:sz w:val="24"/>
+        </w:rPr>
+        <w:t xml:space="preserve"> dentro del sistema, se van a pedir dos campos, contraseña actual y la nueva, luego se hace clic a “Cambiar Contraseña” y ahí se arma el </w:t>
       </w:r>
       <w:proofErr w:type="spellStart"/>
       <w:r>
@@ -3225,6 +3191,39 @@
       <w:proofErr w:type="spellEnd"/>
       <w:r>
         <w:rPr>
+          <w:bCs/>
+          <w:sz w:val="24"/>
+        </w:rPr>
+        <w:t>.</w:t>
+      </w:r>
+      <w:r>
+        <w:rPr>
+          <w:bCs/>
+          <w:sz w:val="24"/>
+        </w:rPr>
+        <w:t xml:space="preserve"> </w:t>
+      </w:r>
+      <w:r>
+        <w:rPr>
+          <w:bCs/>
+          <w:sz w:val="24"/>
+          <w:lang w:val="es-ES"/>
+        </w:rPr>
+        <w:t xml:space="preserve">Policy: </w:t>
+      </w:r>
+      <w:proofErr w:type="spellStart"/>
+      <w:r>
+        <w:rPr>
+          <w:b/>
+          <w:bCs/>
+          <w:sz w:val="24"/>
+        </w:rPr>
+        <w:t>CambiarContrasenaResponsable</w:t>
+      </w:r>
+      <w:proofErr w:type="spellEnd"/>
+      <w:r>
+        <w:rPr>
+          <w:b/>
           <w:bCs/>
           <w:sz w:val="24"/>
         </w:rPr>
@@ -3397,18 +3396,8 @@
           <w:sz w:val="24"/>
           <w:lang w:val="es-ES"/>
         </w:rPr>
-        <w:t xml:space="preserve"> del </w:t>
-      </w:r>
-      <w:proofErr w:type="gramStart"/>
-      <w:r>
-        <w:rPr>
-          <w:bCs/>
-          <w:sz w:val="24"/>
-          <w:lang w:val="es-ES"/>
-        </w:rPr>
-        <w:t>Responsable</w:t>
-      </w:r>
-      <w:proofErr w:type="gramEnd"/>
+        <w:t xml:space="preserve"> del Responsable</w:t>
+      </w:r>
       <w:r>
         <w:rPr>
           <w:bCs/>
